--- a/week8 manual.docx
+++ b/week8 manual.docx
@@ -21364,6 +21364,2272 @@
     </w:p>
     <w:p>
       <w:pPr>
+        <w:spacing w:after="100" w:afterAutospacing="1" w:line="240" w:lineRule="auto"/>
+        <w:rPr>
+          <w:rFonts w:ascii="Times New Roman" w:hAnsi="Times New Roman"/>
+          <w:sz w:val="24"/>
+          <w:szCs w:val="24"/>
+        </w:rPr>
+      </w:pPr>
+    </w:p>
+    <w:p>
+      <w:pPr>
+        <w:spacing w:after="100" w:afterAutospacing="1" w:line="240" w:lineRule="auto"/>
+        <w:rPr>
+          <w:rFonts w:ascii="Times New Roman" w:hAnsi="Times New Roman"/>
+          <w:sz w:val="24"/>
+          <w:szCs w:val="24"/>
+        </w:rPr>
+      </w:pPr>
+    </w:p>
+    <w:p>
+      <w:pPr>
+        <w:spacing w:after="100" w:afterAutospacing="1" w:line="240" w:lineRule="auto"/>
+        <w:rPr>
+          <w:rFonts w:ascii="Times New Roman" w:hAnsi="Times New Roman"/>
+          <w:sz w:val="24"/>
+          <w:szCs w:val="24"/>
+        </w:rPr>
+      </w:pPr>
+    </w:p>
+    <w:p>
+      <w:pPr>
+        <w:spacing w:after="100" w:afterAutospacing="1" w:line="240" w:lineRule="auto"/>
+        <w:rPr>
+          <w:rFonts w:ascii="Times New Roman" w:hAnsi="Times New Roman"/>
+          <w:sz w:val="24"/>
+          <w:szCs w:val="24"/>
+        </w:rPr>
+      </w:pPr>
+    </w:p>
+    <w:p>
+      <w:pPr>
+        <w:rPr>
+          <w:rFonts w:ascii="Times New Roman" w:hAnsi="Times New Roman"/>
+          <w:b/>
+          <w:bCs/>
+          <w:sz w:val="24"/>
+          <w:szCs w:val="24"/>
+        </w:rPr>
+      </w:pPr>
+      <w:proofErr w:type="gramStart"/>
+      <w:r>
+        <w:rPr>
+          <w:rFonts w:ascii="Times New Roman" w:hAnsi="Times New Roman"/>
+          <w:b/>
+          <w:bCs/>
+          <w:sz w:val="24"/>
+          <w:szCs w:val="24"/>
+        </w:rPr>
+        <w:t>3.</w:t>
+      </w:r>
+      <w:r>
+        <w:rPr>
+          <w:rFonts w:ascii="Times New Roman" w:hAnsi="Times New Roman"/>
+          <w:b/>
+          <w:bCs/>
+          <w:sz w:val="24"/>
+          <w:szCs w:val="24"/>
+        </w:rPr>
+        <w:t>Write</w:t>
+      </w:r>
+      <w:proofErr w:type="gramEnd"/>
+      <w:r>
+        <w:rPr>
+          <w:rFonts w:ascii="Times New Roman" w:hAnsi="Times New Roman"/>
+          <w:b/>
+          <w:bCs/>
+          <w:sz w:val="24"/>
+          <w:szCs w:val="24"/>
+        </w:rPr>
+        <w:t xml:space="preserve"> a java program to implements login System using interfaces.</w:t>
+      </w:r>
+    </w:p>
+    <w:p>
+      <w:pPr>
+        <w:rPr>
+          <w:rFonts w:ascii="Times New Roman" w:hAnsi="Times New Roman"/>
+          <w:b/>
+          <w:bCs/>
+          <w:sz w:val="24"/>
+          <w:szCs w:val="24"/>
+        </w:rPr>
+      </w:pPr>
+      <w:r>
+        <w:rPr>
+          <w:rFonts w:ascii="Times New Roman" w:hAnsi="Times New Roman"/>
+          <w:b/>
+          <w:bCs/>
+          <w:sz w:val="24"/>
+          <w:szCs w:val="24"/>
+        </w:rPr>
+        <w:t>CODE:</w:t>
+      </w:r>
+    </w:p>
+    <w:p>
+      <w:pPr>
+        <w:shd w:val="clear" w:color="auto" w:fill="1E1E1E"/>
+        <w:spacing w:before="0" w:beforeAutospacing="0" w:after="0" w:line="270" w:lineRule="atLeast"/>
+        <w:rPr>
+          <w:rFonts w:ascii="Consolas" w:hAnsi="Consolas"/>
+          <w:color w:val="D4D4D4"/>
+          <w:sz w:val="20"/>
+          <w:szCs w:val="20"/>
+        </w:rPr>
+      </w:pPr>
+      <w:proofErr w:type="gramStart"/>
+      <w:r>
+        <w:rPr>
+          <w:rFonts w:ascii="Consolas" w:hAnsi="Consolas"/>
+          <w:color w:val="569CD6"/>
+          <w:sz w:val="20"/>
+          <w:szCs w:val="20"/>
+        </w:rPr>
+        <w:t>interface</w:t>
+      </w:r>
+      <w:proofErr w:type="gramEnd"/>
+      <w:r>
+        <w:rPr>
+          <w:rFonts w:ascii="Consolas" w:hAnsi="Consolas"/>
+          <w:color w:val="D4D4D4"/>
+          <w:sz w:val="20"/>
+          <w:szCs w:val="20"/>
+        </w:rPr>
+        <w:t xml:space="preserve"> </w:t>
+      </w:r>
+      <w:proofErr w:type="spellStart"/>
+      <w:r>
+        <w:rPr>
+          <w:rFonts w:ascii="Consolas" w:hAnsi="Consolas"/>
+          <w:color w:val="D4D4D4"/>
+          <w:sz w:val="20"/>
+          <w:szCs w:val="20"/>
+        </w:rPr>
+        <w:t>LoginSystem</w:t>
+      </w:r>
+      <w:proofErr w:type="spellEnd"/>
+      <w:r>
+        <w:rPr>
+          <w:rFonts w:ascii="Consolas" w:hAnsi="Consolas"/>
+          <w:color w:val="D4D4D4"/>
+          <w:sz w:val="20"/>
+          <w:szCs w:val="20"/>
+        </w:rPr>
+        <w:t xml:space="preserve"> {</w:t>
+      </w:r>
+    </w:p>
+    <w:p>
+      <w:pPr>
+        <w:shd w:val="clear" w:color="auto" w:fill="1E1E1E"/>
+        <w:spacing w:before="0" w:beforeAutospacing="0" w:after="0" w:line="270" w:lineRule="atLeast"/>
+        <w:rPr>
+          <w:rFonts w:ascii="Consolas" w:hAnsi="Consolas"/>
+          <w:color w:val="D4D4D4"/>
+          <w:sz w:val="20"/>
+          <w:szCs w:val="20"/>
+        </w:rPr>
+      </w:pPr>
+      <w:r>
+        <w:rPr>
+          <w:rFonts w:ascii="Consolas" w:hAnsi="Consolas"/>
+          <w:color w:val="D4D4D4"/>
+          <w:sz w:val="20"/>
+          <w:szCs w:val="20"/>
+        </w:rPr>
+        <w:t xml:space="preserve">    </w:t>
+      </w:r>
+      <w:proofErr w:type="spellStart"/>
+      <w:proofErr w:type="gramStart"/>
+      <w:r>
+        <w:rPr>
+          <w:rFonts w:ascii="Consolas" w:hAnsi="Consolas"/>
+          <w:color w:val="569CD6"/>
+          <w:sz w:val="20"/>
+          <w:szCs w:val="20"/>
+        </w:rPr>
+        <w:t>boolean</w:t>
+      </w:r>
+      <w:proofErr w:type="spellEnd"/>
+      <w:proofErr w:type="gramEnd"/>
+      <w:r>
+        <w:rPr>
+          <w:rFonts w:ascii="Consolas" w:hAnsi="Consolas"/>
+          <w:color w:val="D4D4D4"/>
+          <w:sz w:val="20"/>
+          <w:szCs w:val="20"/>
+        </w:rPr>
+        <w:t xml:space="preserve"> login(</w:t>
+      </w:r>
+      <w:r>
+        <w:rPr>
+          <w:rFonts w:ascii="Consolas" w:hAnsi="Consolas"/>
+          <w:color w:val="569CD6"/>
+          <w:sz w:val="20"/>
+          <w:szCs w:val="20"/>
+        </w:rPr>
+        <w:t>String</w:t>
+      </w:r>
+      <w:r>
+        <w:rPr>
+          <w:rFonts w:ascii="Consolas" w:hAnsi="Consolas"/>
+          <w:color w:val="D4D4D4"/>
+          <w:sz w:val="20"/>
+          <w:szCs w:val="20"/>
+        </w:rPr>
+        <w:t xml:space="preserve"> id, </w:t>
+      </w:r>
+      <w:r>
+        <w:rPr>
+          <w:rFonts w:ascii="Consolas" w:hAnsi="Consolas"/>
+          <w:color w:val="569CD6"/>
+          <w:sz w:val="20"/>
+          <w:szCs w:val="20"/>
+        </w:rPr>
+        <w:t>String</w:t>
+      </w:r>
+      <w:r>
+        <w:rPr>
+          <w:rFonts w:ascii="Consolas" w:hAnsi="Consolas"/>
+          <w:color w:val="D4D4D4"/>
+          <w:sz w:val="20"/>
+          <w:szCs w:val="20"/>
+        </w:rPr>
+        <w:t xml:space="preserve"> pass);</w:t>
+      </w:r>
+    </w:p>
+    <w:p>
+      <w:pPr>
+        <w:shd w:val="clear" w:color="auto" w:fill="1E1E1E"/>
+        <w:spacing w:before="0" w:beforeAutospacing="0" w:after="0" w:line="270" w:lineRule="atLeast"/>
+        <w:rPr>
+          <w:rFonts w:ascii="Consolas" w:hAnsi="Consolas"/>
+          <w:color w:val="D4D4D4"/>
+          <w:sz w:val="20"/>
+          <w:szCs w:val="20"/>
+        </w:rPr>
+      </w:pPr>
+      <w:r>
+        <w:rPr>
+          <w:rFonts w:ascii="Consolas" w:hAnsi="Consolas"/>
+          <w:color w:val="D4D4D4"/>
+          <w:sz w:val="20"/>
+          <w:szCs w:val="20"/>
+        </w:rPr>
+        <w:t>}</w:t>
+      </w:r>
+    </w:p>
+    <w:p>
+      <w:pPr>
+        <w:shd w:val="clear" w:color="auto" w:fill="1E1E1E"/>
+        <w:spacing w:before="0" w:beforeAutospacing="0" w:after="0" w:line="270" w:lineRule="atLeast"/>
+        <w:rPr>
+          <w:rFonts w:ascii="Consolas" w:hAnsi="Consolas"/>
+          <w:color w:val="D4D4D4"/>
+          <w:sz w:val="20"/>
+          <w:szCs w:val="20"/>
+        </w:rPr>
+      </w:pPr>
+    </w:p>
+    <w:p>
+      <w:pPr>
+        <w:shd w:val="clear" w:color="auto" w:fill="1E1E1E"/>
+        <w:spacing w:before="0" w:beforeAutospacing="0" w:after="0" w:line="270" w:lineRule="atLeast"/>
+        <w:rPr>
+          <w:rFonts w:ascii="Consolas" w:hAnsi="Consolas"/>
+          <w:color w:val="D4D4D4"/>
+          <w:sz w:val="20"/>
+          <w:szCs w:val="20"/>
+        </w:rPr>
+      </w:pPr>
+      <w:proofErr w:type="gramStart"/>
+      <w:r>
+        <w:rPr>
+          <w:rFonts w:ascii="Consolas" w:hAnsi="Consolas"/>
+          <w:color w:val="569CD6"/>
+          <w:sz w:val="20"/>
+          <w:szCs w:val="20"/>
+        </w:rPr>
+        <w:t>class</w:t>
+      </w:r>
+      <w:proofErr w:type="gramEnd"/>
+      <w:r>
+        <w:rPr>
+          <w:rFonts w:ascii="Consolas" w:hAnsi="Consolas"/>
+          <w:color w:val="D4D4D4"/>
+          <w:sz w:val="20"/>
+          <w:szCs w:val="20"/>
+        </w:rPr>
+        <w:t xml:space="preserve"> </w:t>
+      </w:r>
+      <w:proofErr w:type="spellStart"/>
+      <w:r>
+        <w:rPr>
+          <w:rFonts w:ascii="Consolas" w:hAnsi="Consolas"/>
+          <w:color w:val="D4D4D4"/>
+          <w:sz w:val="20"/>
+          <w:szCs w:val="20"/>
+        </w:rPr>
+        <w:t>University_portal</w:t>
+      </w:r>
+      <w:proofErr w:type="spellEnd"/>
+      <w:r>
+        <w:rPr>
+          <w:rFonts w:ascii="Consolas" w:hAnsi="Consolas"/>
+          <w:color w:val="D4D4D4"/>
+          <w:sz w:val="20"/>
+          <w:szCs w:val="20"/>
+        </w:rPr>
+        <w:t xml:space="preserve"> </w:t>
+      </w:r>
+      <w:r>
+        <w:rPr>
+          <w:rFonts w:ascii="Consolas" w:hAnsi="Consolas"/>
+          <w:color w:val="569CD6"/>
+          <w:sz w:val="20"/>
+          <w:szCs w:val="20"/>
+        </w:rPr>
+        <w:t>implements</w:t>
+      </w:r>
+      <w:r>
+        <w:rPr>
+          <w:rFonts w:ascii="Consolas" w:hAnsi="Consolas"/>
+          <w:color w:val="D4D4D4"/>
+          <w:sz w:val="20"/>
+          <w:szCs w:val="20"/>
+        </w:rPr>
+        <w:t xml:space="preserve"> </w:t>
+      </w:r>
+      <w:proofErr w:type="spellStart"/>
+      <w:r>
+        <w:rPr>
+          <w:rFonts w:ascii="Consolas" w:hAnsi="Consolas"/>
+          <w:color w:val="D4D4D4"/>
+          <w:sz w:val="20"/>
+          <w:szCs w:val="20"/>
+        </w:rPr>
+        <w:t>LoginSystem</w:t>
+      </w:r>
+      <w:proofErr w:type="spellEnd"/>
+      <w:r>
+        <w:rPr>
+          <w:rFonts w:ascii="Consolas" w:hAnsi="Consolas"/>
+          <w:color w:val="D4D4D4"/>
+          <w:sz w:val="20"/>
+          <w:szCs w:val="20"/>
+        </w:rPr>
+        <w:t xml:space="preserve"> {</w:t>
+      </w:r>
+    </w:p>
+    <w:p>
+      <w:pPr>
+        <w:shd w:val="clear" w:color="auto" w:fill="1E1E1E"/>
+        <w:spacing w:before="0" w:beforeAutospacing="0" w:after="0" w:line="270" w:lineRule="atLeast"/>
+        <w:rPr>
+          <w:rFonts w:ascii="Consolas" w:hAnsi="Consolas"/>
+          <w:color w:val="D4D4D4"/>
+          <w:sz w:val="20"/>
+          <w:szCs w:val="20"/>
+        </w:rPr>
+      </w:pPr>
+      <w:r>
+        <w:rPr>
+          <w:rFonts w:ascii="Consolas" w:hAnsi="Consolas"/>
+          <w:color w:val="D4D4D4"/>
+          <w:sz w:val="20"/>
+          <w:szCs w:val="20"/>
+        </w:rPr>
+        <w:t>    @</w:t>
+      </w:r>
+      <w:r>
+        <w:rPr>
+          <w:rFonts w:ascii="Consolas" w:hAnsi="Consolas"/>
+          <w:color w:val="569CD6"/>
+          <w:sz w:val="20"/>
+          <w:szCs w:val="20"/>
+        </w:rPr>
+        <w:t>Override</w:t>
+      </w:r>
+    </w:p>
+    <w:p>
+      <w:pPr>
+        <w:shd w:val="clear" w:color="auto" w:fill="1E1E1E"/>
+        <w:spacing w:before="0" w:beforeAutospacing="0" w:after="0" w:line="270" w:lineRule="atLeast"/>
+        <w:rPr>
+          <w:rFonts w:ascii="Consolas" w:hAnsi="Consolas"/>
+          <w:color w:val="D4D4D4"/>
+          <w:sz w:val="20"/>
+          <w:szCs w:val="20"/>
+        </w:rPr>
+      </w:pPr>
+      <w:r>
+        <w:rPr>
+          <w:rFonts w:ascii="Consolas" w:hAnsi="Consolas"/>
+          <w:color w:val="D4D4D4"/>
+          <w:sz w:val="20"/>
+          <w:szCs w:val="20"/>
+        </w:rPr>
+        <w:t xml:space="preserve">    </w:t>
+      </w:r>
+      <w:proofErr w:type="gramStart"/>
+      <w:r>
+        <w:rPr>
+          <w:rFonts w:ascii="Consolas" w:hAnsi="Consolas"/>
+          <w:color w:val="569CD6"/>
+          <w:sz w:val="20"/>
+          <w:szCs w:val="20"/>
+        </w:rPr>
+        <w:t>public</w:t>
+      </w:r>
+      <w:proofErr w:type="gramEnd"/>
+      <w:r>
+        <w:rPr>
+          <w:rFonts w:ascii="Consolas" w:hAnsi="Consolas"/>
+          <w:color w:val="D4D4D4"/>
+          <w:sz w:val="20"/>
+          <w:szCs w:val="20"/>
+        </w:rPr>
+        <w:t xml:space="preserve"> </w:t>
+      </w:r>
+      <w:proofErr w:type="spellStart"/>
+      <w:r>
+        <w:rPr>
+          <w:rFonts w:ascii="Consolas" w:hAnsi="Consolas"/>
+          <w:color w:val="569CD6"/>
+          <w:sz w:val="20"/>
+          <w:szCs w:val="20"/>
+        </w:rPr>
+        <w:t>boolean</w:t>
+      </w:r>
+      <w:proofErr w:type="spellEnd"/>
+      <w:r>
+        <w:rPr>
+          <w:rFonts w:ascii="Consolas" w:hAnsi="Consolas"/>
+          <w:color w:val="D4D4D4"/>
+          <w:sz w:val="20"/>
+          <w:szCs w:val="20"/>
+        </w:rPr>
+        <w:t xml:space="preserve"> login(</w:t>
+      </w:r>
+      <w:r>
+        <w:rPr>
+          <w:rFonts w:ascii="Consolas" w:hAnsi="Consolas"/>
+          <w:color w:val="569CD6"/>
+          <w:sz w:val="20"/>
+          <w:szCs w:val="20"/>
+        </w:rPr>
+        <w:t>String</w:t>
+      </w:r>
+      <w:r>
+        <w:rPr>
+          <w:rFonts w:ascii="Consolas" w:hAnsi="Consolas"/>
+          <w:color w:val="D4D4D4"/>
+          <w:sz w:val="20"/>
+          <w:szCs w:val="20"/>
+        </w:rPr>
+        <w:t xml:space="preserve"> id, </w:t>
+      </w:r>
+      <w:r>
+        <w:rPr>
+          <w:rFonts w:ascii="Consolas" w:hAnsi="Consolas"/>
+          <w:color w:val="569CD6"/>
+          <w:sz w:val="20"/>
+          <w:szCs w:val="20"/>
+        </w:rPr>
+        <w:t>String</w:t>
+      </w:r>
+      <w:r>
+        <w:rPr>
+          <w:rFonts w:ascii="Consolas" w:hAnsi="Consolas"/>
+          <w:color w:val="D4D4D4"/>
+          <w:sz w:val="20"/>
+          <w:szCs w:val="20"/>
+        </w:rPr>
+        <w:t xml:space="preserve"> pass) {</w:t>
+      </w:r>
+    </w:p>
+    <w:p>
+      <w:pPr>
+        <w:shd w:val="clear" w:color="auto" w:fill="1E1E1E"/>
+        <w:spacing w:before="0" w:beforeAutospacing="0" w:after="0" w:line="270" w:lineRule="atLeast"/>
+        <w:rPr>
+          <w:rFonts w:ascii="Consolas" w:hAnsi="Consolas"/>
+          <w:color w:val="D4D4D4"/>
+          <w:sz w:val="20"/>
+          <w:szCs w:val="20"/>
+        </w:rPr>
+      </w:pPr>
+      <w:r>
+        <w:rPr>
+          <w:rFonts w:ascii="Consolas" w:hAnsi="Consolas"/>
+          <w:color w:val="D4D4D4"/>
+          <w:sz w:val="20"/>
+          <w:szCs w:val="20"/>
+        </w:rPr>
+        <w:t xml:space="preserve">        </w:t>
+      </w:r>
+      <w:proofErr w:type="gramStart"/>
+      <w:r>
+        <w:rPr>
+          <w:rFonts w:ascii="Consolas" w:hAnsi="Consolas"/>
+          <w:color w:val="569CD6"/>
+          <w:sz w:val="20"/>
+          <w:szCs w:val="20"/>
+        </w:rPr>
+        <w:t>if</w:t>
+      </w:r>
+      <w:proofErr w:type="gramEnd"/>
+      <w:r>
+        <w:rPr>
+          <w:rFonts w:ascii="Consolas" w:hAnsi="Consolas"/>
+          <w:color w:val="D4D4D4"/>
+          <w:sz w:val="20"/>
+          <w:szCs w:val="20"/>
+        </w:rPr>
+        <w:t xml:space="preserve"> (</w:t>
+      </w:r>
+      <w:proofErr w:type="spellStart"/>
+      <w:r>
+        <w:rPr>
+          <w:rFonts w:ascii="Consolas" w:hAnsi="Consolas"/>
+          <w:color w:val="D4D4D4"/>
+          <w:sz w:val="20"/>
+          <w:szCs w:val="20"/>
+        </w:rPr>
+        <w:t>id.equals</w:t>
+      </w:r>
+      <w:proofErr w:type="spellEnd"/>
+      <w:r>
+        <w:rPr>
+          <w:rFonts w:ascii="Consolas" w:hAnsi="Consolas"/>
+          <w:color w:val="D4D4D4"/>
+          <w:sz w:val="20"/>
+          <w:szCs w:val="20"/>
+        </w:rPr>
+        <w:t>(</w:t>
+      </w:r>
+      <w:r>
+        <w:rPr>
+          <w:rFonts w:ascii="Consolas" w:hAnsi="Consolas"/>
+          <w:color w:val="CE9178"/>
+          <w:sz w:val="20"/>
+          <w:szCs w:val="20"/>
+        </w:rPr>
+        <w:t>"Student123"</w:t>
+      </w:r>
+      <w:r>
+        <w:rPr>
+          <w:rFonts w:ascii="Consolas" w:hAnsi="Consolas"/>
+          <w:color w:val="D4D4D4"/>
+          <w:sz w:val="20"/>
+          <w:szCs w:val="20"/>
+        </w:rPr>
+        <w:t xml:space="preserve">) &amp;&amp; </w:t>
+      </w:r>
+      <w:proofErr w:type="spellStart"/>
+      <w:r>
+        <w:rPr>
+          <w:rFonts w:ascii="Consolas" w:hAnsi="Consolas"/>
+          <w:color w:val="D4D4D4"/>
+          <w:sz w:val="20"/>
+          <w:szCs w:val="20"/>
+        </w:rPr>
+        <w:t>pass.equals</w:t>
+      </w:r>
+      <w:proofErr w:type="spellEnd"/>
+      <w:r>
+        <w:rPr>
+          <w:rFonts w:ascii="Consolas" w:hAnsi="Consolas"/>
+          <w:color w:val="D4D4D4"/>
+          <w:sz w:val="20"/>
+          <w:szCs w:val="20"/>
+        </w:rPr>
+        <w:t>(</w:t>
+      </w:r>
+      <w:r>
+        <w:rPr>
+          <w:rFonts w:ascii="Consolas" w:hAnsi="Consolas"/>
+          <w:color w:val="CE9178"/>
+          <w:sz w:val="20"/>
+          <w:szCs w:val="20"/>
+        </w:rPr>
+        <w:t>"pass02"</w:t>
+      </w:r>
+      <w:r>
+        <w:rPr>
+          <w:rFonts w:ascii="Consolas" w:hAnsi="Consolas"/>
+          <w:color w:val="D4D4D4"/>
+          <w:sz w:val="20"/>
+          <w:szCs w:val="20"/>
+        </w:rPr>
+        <w:t>)) {</w:t>
+      </w:r>
+    </w:p>
+    <w:p>
+      <w:pPr>
+        <w:shd w:val="clear" w:color="auto" w:fill="1E1E1E"/>
+        <w:spacing w:before="0" w:beforeAutospacing="0" w:after="0" w:line="270" w:lineRule="atLeast"/>
+        <w:rPr>
+          <w:rFonts w:ascii="Consolas" w:hAnsi="Consolas"/>
+          <w:color w:val="D4D4D4"/>
+          <w:sz w:val="20"/>
+          <w:szCs w:val="20"/>
+        </w:rPr>
+      </w:pPr>
+      <w:r>
+        <w:rPr>
+          <w:rFonts w:ascii="Consolas" w:hAnsi="Consolas"/>
+          <w:color w:val="D4D4D4"/>
+          <w:sz w:val="20"/>
+          <w:szCs w:val="20"/>
+        </w:rPr>
+        <w:t xml:space="preserve">            </w:t>
+      </w:r>
+      <w:proofErr w:type="spellStart"/>
+      <w:proofErr w:type="gramStart"/>
+      <w:r>
+        <w:rPr>
+          <w:rFonts w:ascii="Consolas" w:hAnsi="Consolas"/>
+          <w:color w:val="D4D4D4"/>
+          <w:sz w:val="20"/>
+          <w:szCs w:val="20"/>
+        </w:rPr>
+        <w:t>System.out.println</w:t>
+      </w:r>
+      <w:proofErr w:type="spellEnd"/>
+      <w:r>
+        <w:rPr>
+          <w:rFonts w:ascii="Consolas" w:hAnsi="Consolas"/>
+          <w:color w:val="D4D4D4"/>
+          <w:sz w:val="20"/>
+          <w:szCs w:val="20"/>
+        </w:rPr>
+        <w:t>(</w:t>
+      </w:r>
+      <w:proofErr w:type="gramEnd"/>
+      <w:r>
+        <w:rPr>
+          <w:rFonts w:ascii="Consolas" w:hAnsi="Consolas"/>
+          <w:color w:val="CE9178"/>
+          <w:sz w:val="20"/>
+          <w:szCs w:val="20"/>
+        </w:rPr>
+        <w:t>"Login successful"</w:t>
+      </w:r>
+      <w:r>
+        <w:rPr>
+          <w:rFonts w:ascii="Consolas" w:hAnsi="Consolas"/>
+          <w:color w:val="D4D4D4"/>
+          <w:sz w:val="20"/>
+          <w:szCs w:val="20"/>
+        </w:rPr>
+        <w:t>);</w:t>
+      </w:r>
+    </w:p>
+    <w:p>
+      <w:pPr>
+        <w:shd w:val="clear" w:color="auto" w:fill="1E1E1E"/>
+        <w:spacing w:before="0" w:beforeAutospacing="0" w:after="0" w:line="270" w:lineRule="atLeast"/>
+        <w:rPr>
+          <w:rFonts w:ascii="Consolas" w:hAnsi="Consolas"/>
+          <w:color w:val="D4D4D4"/>
+          <w:sz w:val="20"/>
+          <w:szCs w:val="20"/>
+        </w:rPr>
+      </w:pPr>
+      <w:r>
+        <w:rPr>
+          <w:rFonts w:ascii="Consolas" w:hAnsi="Consolas"/>
+          <w:color w:val="D4D4D4"/>
+          <w:sz w:val="20"/>
+          <w:szCs w:val="20"/>
+        </w:rPr>
+        <w:t xml:space="preserve">            </w:t>
+      </w:r>
+      <w:proofErr w:type="gramStart"/>
+      <w:r>
+        <w:rPr>
+          <w:rFonts w:ascii="Consolas" w:hAnsi="Consolas"/>
+          <w:color w:val="569CD6"/>
+          <w:sz w:val="20"/>
+          <w:szCs w:val="20"/>
+        </w:rPr>
+        <w:t>return</w:t>
+      </w:r>
+      <w:proofErr w:type="gramEnd"/>
+      <w:r>
+        <w:rPr>
+          <w:rFonts w:ascii="Consolas" w:hAnsi="Consolas"/>
+          <w:color w:val="D4D4D4"/>
+          <w:sz w:val="20"/>
+          <w:szCs w:val="20"/>
+        </w:rPr>
+        <w:t xml:space="preserve"> </w:t>
+      </w:r>
+      <w:r>
+        <w:rPr>
+          <w:rFonts w:ascii="Consolas" w:hAnsi="Consolas"/>
+          <w:color w:val="569CD6"/>
+          <w:sz w:val="20"/>
+          <w:szCs w:val="20"/>
+        </w:rPr>
+        <w:t>true</w:t>
+      </w:r>
+      <w:r>
+        <w:rPr>
+          <w:rFonts w:ascii="Consolas" w:hAnsi="Consolas"/>
+          <w:color w:val="D4D4D4"/>
+          <w:sz w:val="20"/>
+          <w:szCs w:val="20"/>
+        </w:rPr>
+        <w:t>;</w:t>
+      </w:r>
+    </w:p>
+    <w:p>
+      <w:pPr>
+        <w:shd w:val="clear" w:color="auto" w:fill="1E1E1E"/>
+        <w:spacing w:before="0" w:beforeAutospacing="0" w:after="0" w:line="270" w:lineRule="atLeast"/>
+        <w:rPr>
+          <w:rFonts w:ascii="Consolas" w:hAnsi="Consolas"/>
+          <w:color w:val="D4D4D4"/>
+          <w:sz w:val="20"/>
+          <w:szCs w:val="20"/>
+        </w:rPr>
+      </w:pPr>
+      <w:r>
+        <w:rPr>
+          <w:rFonts w:ascii="Consolas" w:hAnsi="Consolas"/>
+          <w:color w:val="D4D4D4"/>
+          <w:sz w:val="20"/>
+          <w:szCs w:val="20"/>
+        </w:rPr>
+        <w:t xml:space="preserve">        } </w:t>
+      </w:r>
+      <w:r>
+        <w:rPr>
+          <w:rFonts w:ascii="Consolas" w:hAnsi="Consolas"/>
+          <w:color w:val="569CD6"/>
+          <w:sz w:val="20"/>
+          <w:szCs w:val="20"/>
+        </w:rPr>
+        <w:t>else</w:t>
+      </w:r>
+      <w:r>
+        <w:rPr>
+          <w:rFonts w:ascii="Consolas" w:hAnsi="Consolas"/>
+          <w:color w:val="D4D4D4"/>
+          <w:sz w:val="20"/>
+          <w:szCs w:val="20"/>
+        </w:rPr>
+        <w:t xml:space="preserve"> {</w:t>
+      </w:r>
+    </w:p>
+    <w:p>
+      <w:pPr>
+        <w:shd w:val="clear" w:color="auto" w:fill="1E1E1E"/>
+        <w:spacing w:before="0" w:beforeAutospacing="0" w:after="0" w:line="270" w:lineRule="atLeast"/>
+        <w:rPr>
+          <w:rFonts w:ascii="Consolas" w:hAnsi="Consolas"/>
+          <w:color w:val="D4D4D4"/>
+          <w:sz w:val="20"/>
+          <w:szCs w:val="20"/>
+        </w:rPr>
+      </w:pPr>
+      <w:r>
+        <w:rPr>
+          <w:rFonts w:ascii="Consolas" w:hAnsi="Consolas"/>
+          <w:color w:val="D4D4D4"/>
+          <w:sz w:val="20"/>
+          <w:szCs w:val="20"/>
+        </w:rPr>
+        <w:t xml:space="preserve">            </w:t>
+      </w:r>
+      <w:proofErr w:type="spellStart"/>
+      <w:proofErr w:type="gramStart"/>
+      <w:r>
+        <w:rPr>
+          <w:rFonts w:ascii="Consolas" w:hAnsi="Consolas"/>
+          <w:color w:val="D4D4D4"/>
+          <w:sz w:val="20"/>
+          <w:szCs w:val="20"/>
+        </w:rPr>
+        <w:t>System.out.println</w:t>
+      </w:r>
+      <w:proofErr w:type="spellEnd"/>
+      <w:r>
+        <w:rPr>
+          <w:rFonts w:ascii="Consolas" w:hAnsi="Consolas"/>
+          <w:color w:val="D4D4D4"/>
+          <w:sz w:val="20"/>
+          <w:szCs w:val="20"/>
+        </w:rPr>
+        <w:t>(</w:t>
+      </w:r>
+      <w:proofErr w:type="gramEnd"/>
+      <w:r>
+        <w:rPr>
+          <w:rFonts w:ascii="Consolas" w:hAnsi="Consolas"/>
+          <w:color w:val="CE9178"/>
+          <w:sz w:val="20"/>
+          <w:szCs w:val="20"/>
+        </w:rPr>
+        <w:t>"Invalid credentials"</w:t>
+      </w:r>
+      <w:r>
+        <w:rPr>
+          <w:rFonts w:ascii="Consolas" w:hAnsi="Consolas"/>
+          <w:color w:val="D4D4D4"/>
+          <w:sz w:val="20"/>
+          <w:szCs w:val="20"/>
+        </w:rPr>
+        <w:t>);</w:t>
+      </w:r>
+    </w:p>
+    <w:p>
+      <w:pPr>
+        <w:shd w:val="clear" w:color="auto" w:fill="1E1E1E"/>
+        <w:spacing w:before="0" w:beforeAutospacing="0" w:after="0" w:line="270" w:lineRule="atLeast"/>
+        <w:rPr>
+          <w:rFonts w:ascii="Consolas" w:hAnsi="Consolas"/>
+          <w:color w:val="D4D4D4"/>
+          <w:sz w:val="20"/>
+          <w:szCs w:val="20"/>
+        </w:rPr>
+      </w:pPr>
+      <w:r>
+        <w:rPr>
+          <w:rFonts w:ascii="Consolas" w:hAnsi="Consolas"/>
+          <w:color w:val="D4D4D4"/>
+          <w:sz w:val="20"/>
+          <w:szCs w:val="20"/>
+        </w:rPr>
+        <w:t xml:space="preserve">            </w:t>
+      </w:r>
+      <w:proofErr w:type="gramStart"/>
+      <w:r>
+        <w:rPr>
+          <w:rFonts w:ascii="Consolas" w:hAnsi="Consolas"/>
+          <w:color w:val="569CD6"/>
+          <w:sz w:val="20"/>
+          <w:szCs w:val="20"/>
+        </w:rPr>
+        <w:t>return</w:t>
+      </w:r>
+      <w:proofErr w:type="gramEnd"/>
+      <w:r>
+        <w:rPr>
+          <w:rFonts w:ascii="Consolas" w:hAnsi="Consolas"/>
+          <w:color w:val="D4D4D4"/>
+          <w:sz w:val="20"/>
+          <w:szCs w:val="20"/>
+        </w:rPr>
+        <w:t xml:space="preserve"> </w:t>
+      </w:r>
+      <w:r>
+        <w:rPr>
+          <w:rFonts w:ascii="Consolas" w:hAnsi="Consolas"/>
+          <w:color w:val="569CD6"/>
+          <w:sz w:val="20"/>
+          <w:szCs w:val="20"/>
+        </w:rPr>
+        <w:t>false</w:t>
+      </w:r>
+      <w:r>
+        <w:rPr>
+          <w:rFonts w:ascii="Consolas" w:hAnsi="Consolas"/>
+          <w:color w:val="D4D4D4"/>
+          <w:sz w:val="20"/>
+          <w:szCs w:val="20"/>
+        </w:rPr>
+        <w:t>;</w:t>
+      </w:r>
+    </w:p>
+    <w:p>
+      <w:pPr>
+        <w:shd w:val="clear" w:color="auto" w:fill="1E1E1E"/>
+        <w:spacing w:before="0" w:beforeAutospacing="0" w:after="0" w:line="270" w:lineRule="atLeast"/>
+        <w:rPr>
+          <w:rFonts w:ascii="Consolas" w:hAnsi="Consolas"/>
+          <w:color w:val="D4D4D4"/>
+          <w:sz w:val="20"/>
+          <w:szCs w:val="20"/>
+        </w:rPr>
+      </w:pPr>
+      <w:r>
+        <w:rPr>
+          <w:rFonts w:ascii="Consolas" w:hAnsi="Consolas"/>
+          <w:color w:val="D4D4D4"/>
+          <w:sz w:val="20"/>
+          <w:szCs w:val="20"/>
+        </w:rPr>
+        <w:t>        }</w:t>
+      </w:r>
+    </w:p>
+    <w:p>
+      <w:pPr>
+        <w:shd w:val="clear" w:color="auto" w:fill="1E1E1E"/>
+        <w:spacing w:before="0" w:beforeAutospacing="0" w:after="0" w:line="270" w:lineRule="atLeast"/>
+        <w:rPr>
+          <w:rFonts w:ascii="Consolas" w:hAnsi="Consolas"/>
+          <w:color w:val="D4D4D4"/>
+          <w:sz w:val="20"/>
+          <w:szCs w:val="20"/>
+        </w:rPr>
+      </w:pPr>
+      <w:r>
+        <w:rPr>
+          <w:rFonts w:ascii="Consolas" w:hAnsi="Consolas"/>
+          <w:color w:val="D4D4D4"/>
+          <w:sz w:val="20"/>
+          <w:szCs w:val="20"/>
+        </w:rPr>
+        <w:t>    }</w:t>
+      </w:r>
+    </w:p>
+    <w:p>
+      <w:pPr>
+        <w:shd w:val="clear" w:color="auto" w:fill="1E1E1E"/>
+        <w:spacing w:before="0" w:beforeAutospacing="0" w:after="0" w:line="270" w:lineRule="atLeast"/>
+        <w:rPr>
+          <w:rFonts w:ascii="Consolas" w:hAnsi="Consolas"/>
+          <w:color w:val="D4D4D4"/>
+          <w:sz w:val="20"/>
+          <w:szCs w:val="20"/>
+        </w:rPr>
+      </w:pPr>
+      <w:r>
+        <w:rPr>
+          <w:rFonts w:ascii="Consolas" w:hAnsi="Consolas"/>
+          <w:color w:val="D4D4D4"/>
+          <w:sz w:val="20"/>
+          <w:szCs w:val="20"/>
+        </w:rPr>
+        <w:t xml:space="preserve">} </w:t>
+      </w:r>
+      <w:r>
+        <w:rPr>
+          <w:rFonts w:ascii="Consolas" w:hAnsi="Consolas"/>
+          <w:color w:val="6A9955"/>
+          <w:sz w:val="20"/>
+          <w:szCs w:val="20"/>
+        </w:rPr>
+        <w:t xml:space="preserve">// ← Added closing brace for </w:t>
+      </w:r>
+      <w:proofErr w:type="spellStart"/>
+      <w:r>
+        <w:rPr>
+          <w:rFonts w:ascii="Consolas" w:hAnsi="Consolas"/>
+          <w:color w:val="6A9955"/>
+          <w:sz w:val="20"/>
+          <w:szCs w:val="20"/>
+        </w:rPr>
+        <w:t>University_portal</w:t>
+      </w:r>
+      <w:proofErr w:type="spellEnd"/>
+      <w:r>
+        <w:rPr>
+          <w:rFonts w:ascii="Consolas" w:hAnsi="Consolas"/>
+          <w:color w:val="6A9955"/>
+          <w:sz w:val="20"/>
+          <w:szCs w:val="20"/>
+        </w:rPr>
+        <w:t xml:space="preserve"> class</w:t>
+      </w:r>
+    </w:p>
+    <w:p>
+      <w:pPr>
+        <w:shd w:val="clear" w:color="auto" w:fill="1E1E1E"/>
+        <w:spacing w:before="0" w:beforeAutospacing="0" w:after="0" w:line="270" w:lineRule="atLeast"/>
+        <w:rPr>
+          <w:rFonts w:ascii="Consolas" w:hAnsi="Consolas"/>
+          <w:color w:val="D4D4D4"/>
+          <w:sz w:val="20"/>
+          <w:szCs w:val="20"/>
+        </w:rPr>
+      </w:pPr>
+    </w:p>
+    <w:p>
+      <w:pPr>
+        <w:shd w:val="clear" w:color="auto" w:fill="1E1E1E"/>
+        <w:spacing w:before="0" w:beforeAutospacing="0" w:after="0" w:line="270" w:lineRule="atLeast"/>
+        <w:rPr>
+          <w:rFonts w:ascii="Consolas" w:hAnsi="Consolas"/>
+          <w:color w:val="D4D4D4"/>
+          <w:sz w:val="20"/>
+          <w:szCs w:val="20"/>
+        </w:rPr>
+      </w:pPr>
+      <w:proofErr w:type="gramStart"/>
+      <w:r>
+        <w:rPr>
+          <w:rFonts w:ascii="Consolas" w:hAnsi="Consolas"/>
+          <w:color w:val="569CD6"/>
+          <w:sz w:val="20"/>
+          <w:szCs w:val="20"/>
+        </w:rPr>
+        <w:t>class</w:t>
+      </w:r>
+      <w:proofErr w:type="gramEnd"/>
+      <w:r>
+        <w:rPr>
+          <w:rFonts w:ascii="Consolas" w:hAnsi="Consolas"/>
+          <w:color w:val="D4D4D4"/>
+          <w:sz w:val="20"/>
+          <w:szCs w:val="20"/>
+        </w:rPr>
+        <w:t xml:space="preserve"> Main8c {</w:t>
+      </w:r>
+    </w:p>
+    <w:p>
+      <w:pPr>
+        <w:shd w:val="clear" w:color="auto" w:fill="1E1E1E"/>
+        <w:spacing w:before="0" w:beforeAutospacing="0" w:after="0" w:line="270" w:lineRule="atLeast"/>
+        <w:rPr>
+          <w:rFonts w:ascii="Consolas" w:hAnsi="Consolas"/>
+          <w:color w:val="D4D4D4"/>
+          <w:sz w:val="20"/>
+          <w:szCs w:val="20"/>
+        </w:rPr>
+      </w:pPr>
+      <w:r>
+        <w:rPr>
+          <w:rFonts w:ascii="Consolas" w:hAnsi="Consolas"/>
+          <w:color w:val="D4D4D4"/>
+          <w:sz w:val="20"/>
+          <w:szCs w:val="20"/>
+        </w:rPr>
+        <w:t xml:space="preserve">    </w:t>
+      </w:r>
+      <w:proofErr w:type="gramStart"/>
+      <w:r>
+        <w:rPr>
+          <w:rFonts w:ascii="Consolas" w:hAnsi="Consolas"/>
+          <w:color w:val="569CD6"/>
+          <w:sz w:val="20"/>
+          <w:szCs w:val="20"/>
+        </w:rPr>
+        <w:t>public</w:t>
+      </w:r>
+      <w:proofErr w:type="gramEnd"/>
+      <w:r>
+        <w:rPr>
+          <w:rFonts w:ascii="Consolas" w:hAnsi="Consolas"/>
+          <w:color w:val="D4D4D4"/>
+          <w:sz w:val="20"/>
+          <w:szCs w:val="20"/>
+        </w:rPr>
+        <w:t xml:space="preserve"> </w:t>
+      </w:r>
+      <w:r>
+        <w:rPr>
+          <w:rFonts w:ascii="Consolas" w:hAnsi="Consolas"/>
+          <w:color w:val="569CD6"/>
+          <w:sz w:val="20"/>
+          <w:szCs w:val="20"/>
+        </w:rPr>
+        <w:t>static</w:t>
+      </w:r>
+      <w:r>
+        <w:rPr>
+          <w:rFonts w:ascii="Consolas" w:hAnsi="Consolas"/>
+          <w:color w:val="D4D4D4"/>
+          <w:sz w:val="20"/>
+          <w:szCs w:val="20"/>
+        </w:rPr>
+        <w:t xml:space="preserve"> </w:t>
+      </w:r>
+      <w:r>
+        <w:rPr>
+          <w:rFonts w:ascii="Consolas" w:hAnsi="Consolas"/>
+          <w:color w:val="569CD6"/>
+          <w:sz w:val="20"/>
+          <w:szCs w:val="20"/>
+        </w:rPr>
+        <w:t>void</w:t>
+      </w:r>
+      <w:r>
+        <w:rPr>
+          <w:rFonts w:ascii="Consolas" w:hAnsi="Consolas"/>
+          <w:color w:val="D4D4D4"/>
+          <w:sz w:val="20"/>
+          <w:szCs w:val="20"/>
+        </w:rPr>
+        <w:t xml:space="preserve"> main(</w:t>
+      </w:r>
+      <w:r>
+        <w:rPr>
+          <w:rFonts w:ascii="Consolas" w:hAnsi="Consolas"/>
+          <w:color w:val="569CD6"/>
+          <w:sz w:val="20"/>
+          <w:szCs w:val="20"/>
+        </w:rPr>
+        <w:t>String</w:t>
+      </w:r>
+      <w:r>
+        <w:rPr>
+          <w:rFonts w:ascii="Consolas" w:hAnsi="Consolas"/>
+          <w:color w:val="D4D4D4"/>
+          <w:sz w:val="20"/>
+          <w:szCs w:val="20"/>
+        </w:rPr>
+        <w:t xml:space="preserve">[] </w:t>
+      </w:r>
+      <w:proofErr w:type="spellStart"/>
+      <w:r>
+        <w:rPr>
+          <w:rFonts w:ascii="Consolas" w:hAnsi="Consolas"/>
+          <w:color w:val="D4D4D4"/>
+          <w:sz w:val="20"/>
+          <w:szCs w:val="20"/>
+        </w:rPr>
+        <w:t>args</w:t>
+      </w:r>
+      <w:proofErr w:type="spellEnd"/>
+      <w:r>
+        <w:rPr>
+          <w:rFonts w:ascii="Consolas" w:hAnsi="Consolas"/>
+          <w:color w:val="D4D4D4"/>
+          <w:sz w:val="20"/>
+          <w:szCs w:val="20"/>
+        </w:rPr>
+        <w:t>) {</w:t>
+      </w:r>
+    </w:p>
+    <w:p>
+      <w:pPr>
+        <w:shd w:val="clear" w:color="auto" w:fill="1E1E1E"/>
+        <w:spacing w:before="0" w:beforeAutospacing="0" w:after="0" w:line="270" w:lineRule="atLeast"/>
+        <w:rPr>
+          <w:rFonts w:ascii="Consolas" w:hAnsi="Consolas"/>
+          <w:color w:val="D4D4D4"/>
+          <w:sz w:val="20"/>
+          <w:szCs w:val="20"/>
+        </w:rPr>
+      </w:pPr>
+      <w:r>
+        <w:rPr>
+          <w:rFonts w:ascii="Consolas" w:hAnsi="Consolas"/>
+          <w:color w:val="D4D4D4"/>
+          <w:sz w:val="20"/>
+          <w:szCs w:val="20"/>
+        </w:rPr>
+        <w:t xml:space="preserve">        </w:t>
+      </w:r>
+      <w:proofErr w:type="spellStart"/>
+      <w:proofErr w:type="gramStart"/>
+      <w:r>
+        <w:rPr>
+          <w:rFonts w:ascii="Consolas" w:hAnsi="Consolas"/>
+          <w:color w:val="D4D4D4"/>
+          <w:sz w:val="20"/>
+          <w:szCs w:val="20"/>
+        </w:rPr>
+        <w:t>System.out.println</w:t>
+      </w:r>
+      <w:proofErr w:type="spellEnd"/>
+      <w:r>
+        <w:rPr>
+          <w:rFonts w:ascii="Consolas" w:hAnsi="Consolas"/>
+          <w:color w:val="D4D4D4"/>
+          <w:sz w:val="20"/>
+          <w:szCs w:val="20"/>
+        </w:rPr>
+        <w:t>(</w:t>
+      </w:r>
+      <w:proofErr w:type="gramEnd"/>
+      <w:r>
+        <w:rPr>
+          <w:rFonts w:ascii="Consolas" w:hAnsi="Consolas"/>
+          <w:color w:val="CE9178"/>
+          <w:sz w:val="20"/>
+          <w:szCs w:val="20"/>
+        </w:rPr>
+        <w:t xml:space="preserve">"Name: </w:t>
+      </w:r>
+      <w:proofErr w:type="spellStart"/>
+      <w:r>
+        <w:rPr>
+          <w:rFonts w:ascii="Consolas" w:hAnsi="Consolas"/>
+          <w:color w:val="CE9178"/>
+          <w:sz w:val="20"/>
+          <w:szCs w:val="20"/>
+        </w:rPr>
+        <w:t>G.MadhuriChowdary</w:t>
+      </w:r>
+      <w:proofErr w:type="spellEnd"/>
+      <w:r>
+        <w:rPr>
+          <w:rFonts w:ascii="Consolas" w:hAnsi="Consolas"/>
+          <w:color w:val="CE9178"/>
+          <w:sz w:val="20"/>
+          <w:szCs w:val="20"/>
+        </w:rPr>
+        <w:t>"</w:t>
+      </w:r>
+      <w:r>
+        <w:rPr>
+          <w:rFonts w:ascii="Consolas" w:hAnsi="Consolas"/>
+          <w:color w:val="D4D4D4"/>
+          <w:sz w:val="20"/>
+          <w:szCs w:val="20"/>
+        </w:rPr>
+        <w:t>);</w:t>
+      </w:r>
+    </w:p>
+    <w:p>
+      <w:pPr>
+        <w:shd w:val="clear" w:color="auto" w:fill="1E1E1E"/>
+        <w:spacing w:before="0" w:beforeAutospacing="0" w:after="0" w:line="270" w:lineRule="atLeast"/>
+        <w:rPr>
+          <w:rFonts w:ascii="Consolas" w:hAnsi="Consolas"/>
+          <w:color w:val="D4D4D4"/>
+          <w:sz w:val="20"/>
+          <w:szCs w:val="20"/>
+        </w:rPr>
+      </w:pPr>
+      <w:r>
+        <w:rPr>
+          <w:rFonts w:ascii="Consolas" w:hAnsi="Consolas"/>
+          <w:color w:val="D4D4D4"/>
+          <w:sz w:val="20"/>
+          <w:szCs w:val="20"/>
+        </w:rPr>
+        <w:t xml:space="preserve">        </w:t>
+      </w:r>
+      <w:proofErr w:type="spellStart"/>
+      <w:proofErr w:type="gramStart"/>
+      <w:r>
+        <w:rPr>
+          <w:rFonts w:ascii="Consolas" w:hAnsi="Consolas"/>
+          <w:color w:val="D4D4D4"/>
+          <w:sz w:val="20"/>
+          <w:szCs w:val="20"/>
+        </w:rPr>
+        <w:t>System.out.println</w:t>
+      </w:r>
+      <w:proofErr w:type="spellEnd"/>
+      <w:r>
+        <w:rPr>
+          <w:rFonts w:ascii="Consolas" w:hAnsi="Consolas"/>
+          <w:color w:val="D4D4D4"/>
+          <w:sz w:val="20"/>
+          <w:szCs w:val="20"/>
+        </w:rPr>
+        <w:t>(</w:t>
+      </w:r>
+      <w:proofErr w:type="gramEnd"/>
+      <w:r>
+        <w:rPr>
+          <w:rFonts w:ascii="Consolas" w:hAnsi="Consolas"/>
+          <w:color w:val="CE9178"/>
+          <w:sz w:val="20"/>
+          <w:szCs w:val="20"/>
+        </w:rPr>
+        <w:t>"</w:t>
+      </w:r>
+      <w:proofErr w:type="spellStart"/>
+      <w:r>
+        <w:rPr>
+          <w:rFonts w:ascii="Consolas" w:hAnsi="Consolas"/>
+          <w:color w:val="CE9178"/>
+          <w:sz w:val="20"/>
+          <w:szCs w:val="20"/>
+        </w:rPr>
+        <w:t>Roll.no</w:t>
+      </w:r>
+      <w:proofErr w:type="spellEnd"/>
+      <w:r>
+        <w:rPr>
+          <w:rFonts w:ascii="Consolas" w:hAnsi="Consolas"/>
+          <w:color w:val="CE9178"/>
+          <w:sz w:val="20"/>
+          <w:szCs w:val="20"/>
+        </w:rPr>
+        <w:t>.: AV.SC.U4CSE24106"</w:t>
+      </w:r>
+      <w:r>
+        <w:rPr>
+          <w:rFonts w:ascii="Consolas" w:hAnsi="Consolas"/>
+          <w:color w:val="D4D4D4"/>
+          <w:sz w:val="20"/>
+          <w:szCs w:val="20"/>
+        </w:rPr>
+        <w:t>);</w:t>
+      </w:r>
+    </w:p>
+    <w:p>
+      <w:pPr>
+        <w:shd w:val="clear" w:color="auto" w:fill="1E1E1E"/>
+        <w:spacing w:before="0" w:beforeAutospacing="0" w:after="0" w:line="270" w:lineRule="atLeast"/>
+        <w:rPr>
+          <w:rFonts w:ascii="Consolas" w:hAnsi="Consolas"/>
+          <w:color w:val="D4D4D4"/>
+          <w:sz w:val="20"/>
+          <w:szCs w:val="20"/>
+        </w:rPr>
+      </w:pPr>
+      <w:r>
+        <w:rPr>
+          <w:rFonts w:ascii="Consolas" w:hAnsi="Consolas"/>
+          <w:color w:val="D4D4D4"/>
+          <w:sz w:val="20"/>
+          <w:szCs w:val="20"/>
+        </w:rPr>
+        <w:t xml:space="preserve">        </w:t>
+      </w:r>
+      <w:proofErr w:type="spellStart"/>
+      <w:proofErr w:type="gramStart"/>
+      <w:r>
+        <w:rPr>
+          <w:rFonts w:ascii="Consolas" w:hAnsi="Consolas"/>
+          <w:color w:val="D4D4D4"/>
+          <w:sz w:val="20"/>
+          <w:szCs w:val="20"/>
+        </w:rPr>
+        <w:t>System.out.println</w:t>
+      </w:r>
+      <w:proofErr w:type="spellEnd"/>
+      <w:r>
+        <w:rPr>
+          <w:rFonts w:ascii="Consolas" w:hAnsi="Consolas"/>
+          <w:color w:val="D4D4D4"/>
+          <w:sz w:val="20"/>
+          <w:szCs w:val="20"/>
+        </w:rPr>
+        <w:t>(</w:t>
+      </w:r>
+      <w:proofErr w:type="gramEnd"/>
+      <w:r>
+        <w:rPr>
+          <w:rFonts w:ascii="Consolas" w:hAnsi="Consolas"/>
+          <w:color w:val="CE9178"/>
+          <w:sz w:val="20"/>
+          <w:szCs w:val="20"/>
+        </w:rPr>
+        <w:t>"Section: CSE-B"</w:t>
+      </w:r>
+      <w:r>
+        <w:rPr>
+          <w:rFonts w:ascii="Consolas" w:hAnsi="Consolas"/>
+          <w:color w:val="D4D4D4"/>
+          <w:sz w:val="20"/>
+          <w:szCs w:val="20"/>
+        </w:rPr>
+        <w:t>);</w:t>
+      </w:r>
+    </w:p>
+    <w:p>
+      <w:pPr>
+        <w:shd w:val="clear" w:color="auto" w:fill="1E1E1E"/>
+        <w:spacing w:before="0" w:beforeAutospacing="0" w:after="0" w:line="270" w:lineRule="atLeast"/>
+        <w:rPr>
+          <w:rFonts w:ascii="Consolas" w:hAnsi="Consolas"/>
+          <w:color w:val="D4D4D4"/>
+          <w:sz w:val="20"/>
+          <w:szCs w:val="20"/>
+        </w:rPr>
+      </w:pPr>
+    </w:p>
+    <w:p>
+      <w:pPr>
+        <w:shd w:val="clear" w:color="auto" w:fill="1E1E1E"/>
+        <w:spacing w:before="0" w:beforeAutospacing="0" w:after="0" w:line="270" w:lineRule="atLeast"/>
+        <w:rPr>
+          <w:rFonts w:ascii="Consolas" w:hAnsi="Consolas"/>
+          <w:color w:val="D4D4D4"/>
+          <w:sz w:val="20"/>
+          <w:szCs w:val="20"/>
+        </w:rPr>
+      </w:pPr>
+      <w:r>
+        <w:rPr>
+          <w:rFonts w:ascii="Consolas" w:hAnsi="Consolas"/>
+          <w:color w:val="D4D4D4"/>
+          <w:sz w:val="20"/>
+          <w:szCs w:val="20"/>
+        </w:rPr>
+        <w:t xml:space="preserve">        </w:t>
+      </w:r>
+      <w:proofErr w:type="spellStart"/>
+      <w:r>
+        <w:rPr>
+          <w:rFonts w:ascii="Consolas" w:hAnsi="Consolas"/>
+          <w:color w:val="569CD6"/>
+          <w:sz w:val="20"/>
+          <w:szCs w:val="20"/>
+        </w:rPr>
+        <w:t>University_portal</w:t>
+      </w:r>
+      <w:proofErr w:type="spellEnd"/>
+      <w:r>
+        <w:rPr>
+          <w:rFonts w:ascii="Consolas" w:hAnsi="Consolas"/>
+          <w:color w:val="D4D4D4"/>
+          <w:sz w:val="20"/>
+          <w:szCs w:val="20"/>
+        </w:rPr>
+        <w:t xml:space="preserve"> p1 = </w:t>
+      </w:r>
+      <w:r>
+        <w:rPr>
+          <w:rFonts w:ascii="Consolas" w:hAnsi="Consolas"/>
+          <w:color w:val="569CD6"/>
+          <w:sz w:val="20"/>
+          <w:szCs w:val="20"/>
+        </w:rPr>
+        <w:t>new</w:t>
+      </w:r>
+      <w:r>
+        <w:rPr>
+          <w:rFonts w:ascii="Consolas" w:hAnsi="Consolas"/>
+          <w:color w:val="D4D4D4"/>
+          <w:sz w:val="20"/>
+          <w:szCs w:val="20"/>
+        </w:rPr>
+        <w:t xml:space="preserve"> </w:t>
+      </w:r>
+      <w:proofErr w:type="spellStart"/>
+      <w:r>
+        <w:rPr>
+          <w:rFonts w:ascii="Consolas" w:hAnsi="Consolas"/>
+          <w:color w:val="D4D4D4"/>
+          <w:sz w:val="20"/>
+          <w:szCs w:val="20"/>
+        </w:rPr>
+        <w:t>University_</w:t>
+      </w:r>
+      <w:proofErr w:type="gramStart"/>
+      <w:r>
+        <w:rPr>
+          <w:rFonts w:ascii="Consolas" w:hAnsi="Consolas"/>
+          <w:color w:val="D4D4D4"/>
+          <w:sz w:val="20"/>
+          <w:szCs w:val="20"/>
+        </w:rPr>
+        <w:t>portal</w:t>
+      </w:r>
+      <w:proofErr w:type="spellEnd"/>
+      <w:r>
+        <w:rPr>
+          <w:rFonts w:ascii="Consolas" w:hAnsi="Consolas"/>
+          <w:color w:val="D4D4D4"/>
+          <w:sz w:val="20"/>
+          <w:szCs w:val="20"/>
+        </w:rPr>
+        <w:t>(</w:t>
+      </w:r>
+      <w:proofErr w:type="gramEnd"/>
+      <w:r>
+        <w:rPr>
+          <w:rFonts w:ascii="Consolas" w:hAnsi="Consolas"/>
+          <w:color w:val="D4D4D4"/>
+          <w:sz w:val="20"/>
+          <w:szCs w:val="20"/>
+        </w:rPr>
+        <w:t>);</w:t>
+      </w:r>
+    </w:p>
+    <w:p>
+      <w:pPr>
+        <w:shd w:val="clear" w:color="auto" w:fill="1E1E1E"/>
+        <w:spacing w:before="0" w:beforeAutospacing="0" w:after="0" w:line="270" w:lineRule="atLeast"/>
+        <w:rPr>
+          <w:rFonts w:ascii="Consolas" w:hAnsi="Consolas"/>
+          <w:color w:val="D4D4D4"/>
+          <w:sz w:val="20"/>
+          <w:szCs w:val="20"/>
+        </w:rPr>
+      </w:pPr>
+      <w:r>
+        <w:rPr>
+          <w:rFonts w:ascii="Consolas" w:hAnsi="Consolas"/>
+          <w:color w:val="D4D4D4"/>
+          <w:sz w:val="20"/>
+          <w:szCs w:val="20"/>
+        </w:rPr>
+        <w:t xml:space="preserve">        </w:t>
+      </w:r>
+      <w:proofErr w:type="gramStart"/>
+      <w:r>
+        <w:rPr>
+          <w:rFonts w:ascii="Consolas" w:hAnsi="Consolas"/>
+          <w:color w:val="D4D4D4"/>
+          <w:sz w:val="20"/>
+          <w:szCs w:val="20"/>
+        </w:rPr>
+        <w:t>p1.login(</w:t>
+      </w:r>
+      <w:proofErr w:type="gramEnd"/>
+      <w:r>
+        <w:rPr>
+          <w:rFonts w:ascii="Consolas" w:hAnsi="Consolas"/>
+          <w:color w:val="CE9178"/>
+          <w:sz w:val="20"/>
+          <w:szCs w:val="20"/>
+        </w:rPr>
+        <w:t>"Student123"</w:t>
+      </w:r>
+      <w:r>
+        <w:rPr>
+          <w:rFonts w:ascii="Consolas" w:hAnsi="Consolas"/>
+          <w:color w:val="D4D4D4"/>
+          <w:sz w:val="20"/>
+          <w:szCs w:val="20"/>
+        </w:rPr>
+        <w:t xml:space="preserve">, </w:t>
+      </w:r>
+      <w:r>
+        <w:rPr>
+          <w:rFonts w:ascii="Consolas" w:hAnsi="Consolas"/>
+          <w:color w:val="CE9178"/>
+          <w:sz w:val="20"/>
+          <w:szCs w:val="20"/>
+        </w:rPr>
+        <w:t>"pass02"</w:t>
+      </w:r>
+      <w:r>
+        <w:rPr>
+          <w:rFonts w:ascii="Consolas" w:hAnsi="Consolas"/>
+          <w:color w:val="D4D4D4"/>
+          <w:sz w:val="20"/>
+          <w:szCs w:val="20"/>
+        </w:rPr>
+        <w:t>);</w:t>
+      </w:r>
+    </w:p>
+    <w:p>
+      <w:pPr>
+        <w:shd w:val="clear" w:color="auto" w:fill="1E1E1E"/>
+        <w:spacing w:before="0" w:beforeAutospacing="0" w:after="0" w:line="270" w:lineRule="atLeast"/>
+        <w:rPr>
+          <w:rFonts w:ascii="Consolas" w:hAnsi="Consolas"/>
+          <w:color w:val="D4D4D4"/>
+          <w:sz w:val="20"/>
+          <w:szCs w:val="20"/>
+        </w:rPr>
+      </w:pPr>
+      <w:r>
+        <w:rPr>
+          <w:rFonts w:ascii="Consolas" w:hAnsi="Consolas"/>
+          <w:color w:val="D4D4D4"/>
+          <w:sz w:val="20"/>
+          <w:szCs w:val="20"/>
+        </w:rPr>
+        <w:t xml:space="preserve">        </w:t>
+      </w:r>
+      <w:proofErr w:type="gramStart"/>
+      <w:r>
+        <w:rPr>
+          <w:rFonts w:ascii="Consolas" w:hAnsi="Consolas"/>
+          <w:color w:val="D4D4D4"/>
+          <w:sz w:val="20"/>
+          <w:szCs w:val="20"/>
+        </w:rPr>
+        <w:t>p1.login(</w:t>
+      </w:r>
+      <w:proofErr w:type="gramEnd"/>
+      <w:r>
+        <w:rPr>
+          <w:rFonts w:ascii="Consolas" w:hAnsi="Consolas"/>
+          <w:color w:val="CE9178"/>
+          <w:sz w:val="20"/>
+          <w:szCs w:val="20"/>
+        </w:rPr>
+        <w:t>"Student123"</w:t>
+      </w:r>
+      <w:r>
+        <w:rPr>
+          <w:rFonts w:ascii="Consolas" w:hAnsi="Consolas"/>
+          <w:color w:val="D4D4D4"/>
+          <w:sz w:val="20"/>
+          <w:szCs w:val="20"/>
+        </w:rPr>
+        <w:t xml:space="preserve">, </w:t>
+      </w:r>
+      <w:r>
+        <w:rPr>
+          <w:rFonts w:ascii="Consolas" w:hAnsi="Consolas"/>
+          <w:color w:val="CE9178"/>
+          <w:sz w:val="20"/>
+          <w:szCs w:val="20"/>
+        </w:rPr>
+        <w:t>"</w:t>
+      </w:r>
+      <w:proofErr w:type="spellStart"/>
+      <w:r>
+        <w:rPr>
+          <w:rFonts w:ascii="Consolas" w:hAnsi="Consolas"/>
+          <w:color w:val="CE9178"/>
+          <w:sz w:val="20"/>
+          <w:szCs w:val="20"/>
+        </w:rPr>
+        <w:t>wrongpass</w:t>
+      </w:r>
+      <w:proofErr w:type="spellEnd"/>
+      <w:r>
+        <w:rPr>
+          <w:rFonts w:ascii="Consolas" w:hAnsi="Consolas"/>
+          <w:color w:val="CE9178"/>
+          <w:sz w:val="20"/>
+          <w:szCs w:val="20"/>
+        </w:rPr>
+        <w:t>"</w:t>
+      </w:r>
+      <w:r>
+        <w:rPr>
+          <w:rFonts w:ascii="Consolas" w:hAnsi="Consolas"/>
+          <w:color w:val="D4D4D4"/>
+          <w:sz w:val="20"/>
+          <w:szCs w:val="20"/>
+        </w:rPr>
+        <w:t>);</w:t>
+      </w:r>
+    </w:p>
+    <w:p>
+      <w:pPr>
+        <w:shd w:val="clear" w:color="auto" w:fill="1E1E1E"/>
+        <w:spacing w:before="0" w:beforeAutospacing="0" w:after="0" w:line="270" w:lineRule="atLeast"/>
+        <w:rPr>
+          <w:rFonts w:ascii="Consolas" w:hAnsi="Consolas"/>
+          <w:color w:val="D4D4D4"/>
+          <w:sz w:val="20"/>
+          <w:szCs w:val="20"/>
+        </w:rPr>
+      </w:pPr>
+      <w:r>
+        <w:rPr>
+          <w:rFonts w:ascii="Consolas" w:hAnsi="Consolas"/>
+          <w:color w:val="D4D4D4"/>
+          <w:sz w:val="20"/>
+          <w:szCs w:val="20"/>
+        </w:rPr>
+        <w:t>    }</w:t>
+      </w:r>
+    </w:p>
+    <w:p>
+      <w:pPr>
+        <w:shd w:val="clear" w:color="auto" w:fill="1E1E1E"/>
+        <w:spacing w:before="0" w:beforeAutospacing="0" w:after="0" w:line="270" w:lineRule="atLeast"/>
+        <w:rPr>
+          <w:rFonts w:ascii="Consolas" w:hAnsi="Consolas"/>
+          <w:color w:val="D4D4D4"/>
+          <w:sz w:val="20"/>
+          <w:szCs w:val="20"/>
+        </w:rPr>
+      </w:pPr>
+      <w:r>
+        <w:rPr>
+          <w:rFonts w:ascii="Consolas" w:hAnsi="Consolas"/>
+          <w:color w:val="D4D4D4"/>
+          <w:sz w:val="20"/>
+          <w:szCs w:val="20"/>
+        </w:rPr>
+        <w:t>}</w:t>
+      </w:r>
+    </w:p>
+    <w:p>
+      <w:pPr>
+        <w:shd w:val="clear" w:color="auto" w:fill="1E1E1E"/>
+        <w:spacing w:before="0" w:beforeAutospacing="0" w:after="0" w:line="270" w:lineRule="atLeast"/>
+        <w:rPr>
+          <w:rFonts w:ascii="Consolas" w:hAnsi="Consolas"/>
+          <w:color w:val="D4D4D4"/>
+          <w:sz w:val="20"/>
+          <w:szCs w:val="20"/>
+        </w:rPr>
+      </w:pPr>
+    </w:p>
+    <w:p>
+      <w:pPr>
+        <w:rPr>
+          <w:rFonts w:ascii="Times New Roman" w:hAnsi="Times New Roman"/>
+          <w:b/>
+          <w:bCs/>
+        </w:rPr>
+      </w:pPr>
+      <w:r>
+        <w:rPr>
+          <w:rFonts w:ascii="Times New Roman" w:hAnsi="Times New Roman"/>
+          <w:b/>
+          <w:bCs/>
+        </w:rPr>
+        <w:t>OUTPUT:</w:t>
+      </w:r>
+    </w:p>
+    <w:p>
+      <w:pPr>
+        <w:rPr>
+          <w:rFonts w:ascii="Times New Roman" w:hAnsi="Times New Roman"/>
+          <w:b/>
+          <w:bCs/>
+        </w:rPr>
+      </w:pPr>
+      <w:r>
+        <w:rPr>
+          <w:rFonts w:ascii="Times New Roman" w:hAnsi="Times New Roman"/>
+          <w:b/>
+          <w:bCs/>
+          <w:noProof/>
+        </w:rPr>
+        <w:drawing>
+          <wp:inline distT="0" distB="0" distL="0" distR="0">
+            <wp:extent cx="4419600" cy="1524000"/>
+            <wp:effectExtent l="19050" t="0" r="0" b="0"/>
+            <wp:docPr id="1" name="Picture 1" descr="C:\Users\91944\OneDrive\Pictures\Screenshots\Screenshot 2025-04-23 091618.png"/>
+            <wp:cNvGraphicFramePr>
+              <a:graphicFrameLocks xmlns:a="http://schemas.openxmlformats.org/drawingml/2006/main" noChangeAspect="1"/>
+            </wp:cNvGraphicFramePr>
+            <a:graphic xmlns:a="http://schemas.openxmlformats.org/drawingml/2006/main">
+              <a:graphicData uri="http://schemas.openxmlformats.org/drawingml/2006/picture">
+                <pic:pic xmlns:pic="http://schemas.openxmlformats.org/drawingml/2006/picture">
+                  <pic:nvPicPr>
+                    <pic:cNvPr id="0" name="Picture 1" descr="C:\Users\91944\OneDrive\Pictures\Screenshots\Screenshot 2025-04-23 091618.png"/>
+                    <pic:cNvPicPr>
+                      <a:picLocks noChangeAspect="1" noChangeArrowheads="1"/>
+                    </pic:cNvPicPr>
+                  </pic:nvPicPr>
+                  <pic:blipFill>
+                    <a:blip r:embed="rId50"/>
+                    <a:srcRect/>
+                    <a:stretch>
+                      <a:fillRect/>
+                    </a:stretch>
+                  </pic:blipFill>
+                  <pic:spPr bwMode="auto">
+                    <a:xfrm>
+                      <a:off x="0" y="0"/>
+                      <a:ext cx="4419600" cy="1524000"/>
+                    </a:xfrm>
+                    <a:prstGeom prst="rect">
+                      <a:avLst/>
+                    </a:prstGeom>
+                    <a:noFill/>
+                    <a:ln w="9525">
+                      <a:noFill/>
+                      <a:miter lim="800000"/>
+                      <a:headEnd/>
+                      <a:tailEnd/>
+                    </a:ln>
+                  </pic:spPr>
+                </pic:pic>
+              </a:graphicData>
+            </a:graphic>
+          </wp:inline>
+        </w:drawing>
+      </w:r>
+    </w:p>
+    <w:p>
+      <w:pPr>
+        <w:rPr>
+          <w:rFonts w:ascii="Times New Roman" w:hAnsi="Times New Roman"/>
+          <w:b/>
+          <w:bCs/>
+        </w:rPr>
+      </w:pPr>
+    </w:p>
+    <w:p>
+      <w:pPr>
+        <w:tabs>
+          <w:tab w:val="left" w:pos="1392"/>
+        </w:tabs>
+        <w:rPr>
+          <w:sz w:val="24"/>
+          <w:szCs w:val="24"/>
+        </w:rPr>
+      </w:pPr>
+    </w:p>
+    <w:p>
+      <w:pPr>
+        <w:tabs>
+          <w:tab w:val="left" w:pos="1392"/>
+        </w:tabs>
+        <w:rPr>
+          <w:sz w:val="24"/>
+          <w:szCs w:val="24"/>
+        </w:rPr>
+      </w:pPr>
+      <w:r>
+        <w:rPr>
+          <w:sz w:val="24"/>
+          <w:szCs w:val="24"/>
+        </w:rPr>
+        <w:lastRenderedPageBreak/>
+        <w:t>ERROR TABLE:</w:t>
+      </w:r>
+    </w:p>
+    <w:tbl>
+      <w:tblPr>
+        <w:tblStyle w:val="TableGrid"/>
+        <w:tblW w:w="0" w:type="auto"/>
+        <w:tblLayout w:type="fixed"/>
+        <w:tblLook w:val="04A0"/>
+      </w:tblPr>
+      <w:tblGrid>
+        <w:gridCol w:w="3085"/>
+        <w:gridCol w:w="5387"/>
+      </w:tblGrid>
+      <w:tr>
+        <w:trPr>
+          <w:trHeight w:val="1017"/>
+        </w:trPr>
+        <w:tc>
+          <w:tcPr>
+            <w:tcW w:w="3085" w:type="dxa"/>
+            <w:tcBorders>
+              <w:top w:val="single" w:sz="4" w:space="0" w:color="auto"/>
+              <w:left w:val="single" w:sz="4" w:space="0" w:color="auto"/>
+              <w:bottom w:val="single" w:sz="4" w:space="0" w:color="auto"/>
+              <w:right w:val="single" w:sz="4" w:space="0" w:color="auto"/>
+            </w:tcBorders>
+          </w:tcPr>
+          <w:p>
+            <w:pPr>
+              <w:tabs>
+                <w:tab w:val="left" w:pos="1392"/>
+              </w:tabs>
+              <w:spacing w:before="0"/>
+              <w:rPr>
+                <w:kern w:val="2"/>
+                <w:sz w:val="24"/>
+                <w:szCs w:val="24"/>
+              </w:rPr>
+            </w:pPr>
+            <w:r>
+              <w:rPr>
+                <w:sz w:val="24"/>
+                <w:szCs w:val="24"/>
+              </w:rPr>
+              <w:t>CODE ERROR</w:t>
+            </w:r>
+          </w:p>
+          <w:p>
+            <w:pPr>
+              <w:tabs>
+                <w:tab w:val="left" w:pos="1392"/>
+              </w:tabs>
+              <w:rPr>
+                <w:sz w:val="24"/>
+                <w:szCs w:val="24"/>
+              </w:rPr>
+            </w:pPr>
+            <w:r>
+              <w:rPr>
+                <w:noProof/>
+                <w:sz w:val="24"/>
+                <w:szCs w:val="24"/>
+              </w:rPr>
+              <w:drawing>
+                <wp:inline distT="0" distB="0" distL="0" distR="0">
+                  <wp:extent cx="5429250" cy="28575"/>
+                  <wp:effectExtent l="19050" t="0" r="0" b="0"/>
+                  <wp:docPr id="8" name="Picture 7" descr="C:\Users\91944\AppData\Local\Temp\ksohtml30368\wps6.png"/>
+                  <wp:cNvGraphicFramePr>
+                    <a:graphicFrameLocks xmlns:a="http://schemas.openxmlformats.org/drawingml/2006/main" noChangeAspect="1"/>
+                  </wp:cNvGraphicFramePr>
+                  <a:graphic xmlns:a="http://schemas.openxmlformats.org/drawingml/2006/main">
+                    <a:graphicData uri="http://schemas.openxmlformats.org/drawingml/2006/picture">
+                      <pic:pic xmlns:pic="http://schemas.openxmlformats.org/drawingml/2006/picture">
+                        <pic:nvPicPr>
+                          <pic:cNvPr id="0" name="Picture 7" descr="C:\Users\91944\AppData\Local\Temp\ksohtml30368\wps6.png"/>
+                          <pic:cNvPicPr>
+                            <a:picLocks noChangeAspect="1" noChangeArrowheads="1"/>
+                          </pic:cNvPicPr>
+                        </pic:nvPicPr>
+                        <pic:blipFill>
+                          <a:blip r:embed="rId51"/>
+                          <a:srcRect/>
+                          <a:stretch>
+                            <a:fillRect/>
+                          </a:stretch>
+                        </pic:blipFill>
+                        <pic:spPr bwMode="auto">
+                          <a:xfrm>
+                            <a:off x="0" y="0"/>
+                            <a:ext cx="5429250" cy="28575"/>
+                          </a:xfrm>
+                          <a:prstGeom prst="rect">
+                            <a:avLst/>
+                          </a:prstGeom>
+                          <a:noFill/>
+                          <a:ln w="9525">
+                            <a:noFill/>
+                            <a:miter lim="800000"/>
+                            <a:headEnd/>
+                            <a:tailEnd/>
+                          </a:ln>
+                        </pic:spPr>
+                      </pic:pic>
+                    </a:graphicData>
+                  </a:graphic>
+                </wp:inline>
+              </w:drawing>
+            </w:r>
+          </w:p>
+          <w:p>
+            <w:pPr>
+              <w:tabs>
+                <w:tab w:val="left" w:pos="1392"/>
+              </w:tabs>
+              <w:spacing w:after="160"/>
+              <w:rPr>
+                <w:kern w:val="2"/>
+                <w:sz w:val="24"/>
+                <w:szCs w:val="24"/>
+              </w:rPr>
+            </w:pPr>
+            <w:r>
+              <w:rPr>
+                <w:sz w:val="24"/>
+                <w:szCs w:val="24"/>
+              </w:rPr>
+              <w:t>Saving file with the interface name is error</w:t>
+            </w:r>
+          </w:p>
+        </w:tc>
+        <w:tc>
+          <w:tcPr>
+            <w:tcW w:w="5387" w:type="dxa"/>
+            <w:tcBorders>
+              <w:top w:val="single" w:sz="4" w:space="0" w:color="auto"/>
+              <w:left w:val="nil"/>
+              <w:bottom w:val="single" w:sz="4" w:space="0" w:color="auto"/>
+              <w:right w:val="single" w:sz="4" w:space="0" w:color="auto"/>
+            </w:tcBorders>
+          </w:tcPr>
+          <w:p>
+            <w:pPr>
+              <w:tabs>
+                <w:tab w:val="left" w:pos="1392"/>
+              </w:tabs>
+              <w:rPr>
+                <w:kern w:val="2"/>
+                <w:sz w:val="24"/>
+                <w:szCs w:val="24"/>
+              </w:rPr>
+            </w:pPr>
+            <w:r>
+              <w:rPr>
+                <w:sz w:val="24"/>
+                <w:szCs w:val="24"/>
+              </w:rPr>
+              <w:t>ERROR RECTIFICATION</w:t>
+            </w:r>
+          </w:p>
+          <w:p>
+            <w:pPr>
+              <w:tabs>
+                <w:tab w:val="left" w:pos="1392"/>
+              </w:tabs>
+              <w:rPr>
+                <w:sz w:val="24"/>
+                <w:szCs w:val="24"/>
+              </w:rPr>
+            </w:pPr>
+          </w:p>
+          <w:p>
+            <w:pPr>
+              <w:tabs>
+                <w:tab w:val="left" w:pos="1392"/>
+              </w:tabs>
+              <w:rPr>
+                <w:sz w:val="24"/>
+                <w:szCs w:val="24"/>
+              </w:rPr>
+            </w:pPr>
+            <w:proofErr w:type="gramStart"/>
+            <w:r>
+              <w:rPr>
+                <w:sz w:val="24"/>
+                <w:szCs w:val="24"/>
+              </w:rPr>
+              <w:t>save</w:t>
+            </w:r>
+            <w:proofErr w:type="gramEnd"/>
+            <w:r>
+              <w:rPr>
+                <w:sz w:val="24"/>
+                <w:szCs w:val="24"/>
+              </w:rPr>
+              <w:t xml:space="preserve"> with implement name.</w:t>
+            </w:r>
+          </w:p>
+          <w:p>
+            <w:pPr>
+              <w:tabs>
+                <w:tab w:val="left" w:pos="1392"/>
+              </w:tabs>
+              <w:rPr>
+                <w:sz w:val="24"/>
+                <w:szCs w:val="24"/>
+              </w:rPr>
+            </w:pPr>
+          </w:p>
+          <w:p>
+            <w:pPr>
+              <w:tabs>
+                <w:tab w:val="left" w:pos="1392"/>
+              </w:tabs>
+              <w:spacing w:after="160"/>
+              <w:rPr>
+                <w:kern w:val="2"/>
+                <w:sz w:val="24"/>
+                <w:szCs w:val="24"/>
+              </w:rPr>
+            </w:pPr>
+          </w:p>
+        </w:tc>
+      </w:tr>
+    </w:tbl>
+    <w:p>
+      <w:pPr>
+        <w:tabs>
+          <w:tab w:val="left" w:pos="1392"/>
+        </w:tabs>
+        <w:rPr>
+          <w:b/>
+          <w:bCs/>
+          <w:kern w:val="2"/>
+          <w:sz w:val="24"/>
+          <w:szCs w:val="24"/>
+        </w:rPr>
+      </w:pPr>
+      <w:r>
+        <w:rPr>
+          <w:b/>
+          <w:bCs/>
+          <w:sz w:val="24"/>
+          <w:szCs w:val="24"/>
+        </w:rPr>
+        <w:t>IMPORTANT POINTS:</w:t>
+      </w:r>
+    </w:p>
+    <w:p>
+      <w:pPr>
+        <w:tabs>
+          <w:tab w:val="left" w:pos="1392"/>
+        </w:tabs>
+        <w:rPr>
+          <w:b/>
+          <w:bCs/>
+          <w:sz w:val="24"/>
+          <w:szCs w:val="24"/>
+        </w:rPr>
+      </w:pPr>
+      <w:r>
+        <w:rPr>
+          <w:b/>
+          <w:bCs/>
+          <w:sz w:val="24"/>
+          <w:szCs w:val="24"/>
+        </w:rPr>
+        <w:t>Interface Implementation:</w:t>
+      </w:r>
+    </w:p>
+    <w:p>
+      <w:pPr>
+        <w:tabs>
+          <w:tab w:val="left" w:pos="1392"/>
+        </w:tabs>
+        <w:rPr>
+          <w:sz w:val="24"/>
+          <w:szCs w:val="24"/>
+        </w:rPr>
+      </w:pPr>
+      <w:proofErr w:type="spellStart"/>
+      <w:r>
+        <w:rPr>
+          <w:sz w:val="24"/>
+          <w:szCs w:val="24"/>
+        </w:rPr>
+        <w:t>University_potral</w:t>
+      </w:r>
+      <w:proofErr w:type="spellEnd"/>
+      <w:r>
+        <w:rPr>
+          <w:sz w:val="24"/>
+          <w:szCs w:val="24"/>
+        </w:rPr>
+        <w:t xml:space="preserve"> correctly implements Login System interface</w:t>
+      </w:r>
+    </w:p>
+    <w:p>
+      <w:pPr>
+        <w:tabs>
+          <w:tab w:val="left" w:pos="1392"/>
+        </w:tabs>
+        <w:rPr>
+          <w:sz w:val="24"/>
+          <w:szCs w:val="24"/>
+        </w:rPr>
+      </w:pPr>
+      <w:r>
+        <w:rPr>
+          <w:sz w:val="24"/>
+          <w:szCs w:val="24"/>
+        </w:rPr>
+        <w:t xml:space="preserve">Uses Override annotation for the </w:t>
+      </w:r>
+      <w:proofErr w:type="gramStart"/>
+      <w:r>
+        <w:rPr>
+          <w:sz w:val="24"/>
+          <w:szCs w:val="24"/>
+        </w:rPr>
+        <w:t>login(</w:t>
+      </w:r>
+      <w:proofErr w:type="gramEnd"/>
+      <w:r>
+        <w:rPr>
+          <w:sz w:val="24"/>
+          <w:szCs w:val="24"/>
+        </w:rPr>
+        <w:t>) method</w:t>
+      </w:r>
+    </w:p>
+    <w:p>
+      <w:pPr>
+        <w:tabs>
+          <w:tab w:val="left" w:pos="1392"/>
+        </w:tabs>
+        <w:rPr>
+          <w:sz w:val="24"/>
+          <w:szCs w:val="24"/>
+        </w:rPr>
+      </w:pPr>
+      <w:r>
+        <w:rPr>
+          <w:b/>
+          <w:bCs/>
+          <w:sz w:val="24"/>
+          <w:szCs w:val="24"/>
+        </w:rPr>
+        <w:t>Main Method</w:t>
+      </w:r>
+      <w:r>
+        <w:rPr>
+          <w:sz w:val="24"/>
+          <w:szCs w:val="24"/>
+        </w:rPr>
+        <w:t>:</w:t>
+      </w:r>
+    </w:p>
+    <w:p>
+      <w:pPr>
+        <w:tabs>
+          <w:tab w:val="left" w:pos="1392"/>
+        </w:tabs>
+        <w:rPr>
+          <w:sz w:val="24"/>
+          <w:szCs w:val="24"/>
+        </w:rPr>
+      </w:pPr>
+      <w:r>
+        <w:rPr>
+          <w:sz w:val="24"/>
+          <w:szCs w:val="24"/>
+        </w:rPr>
+        <w:t>Demonstrates both successful and failed login attempts</w:t>
+      </w:r>
+    </w:p>
+    <w:p>
+      <w:pPr>
+        <w:tabs>
+          <w:tab w:val="left" w:pos="1392"/>
+        </w:tabs>
+        <w:rPr>
+          <w:sz w:val="24"/>
+          <w:szCs w:val="24"/>
+        </w:rPr>
+      </w:pPr>
+      <w:r>
+        <w:rPr>
+          <w:sz w:val="24"/>
+          <w:szCs w:val="24"/>
+        </w:rPr>
+        <w:t>Includes student information print statement</w:t>
+      </w:r>
+    </w:p>
+    <w:p>
+      <w:pPr>
+        <w:tabs>
+          <w:tab w:val="left" w:pos="1392"/>
+        </w:tabs>
+        <w:rPr>
+          <w:sz w:val="24"/>
+          <w:szCs w:val="24"/>
+        </w:rPr>
+      </w:pPr>
+      <w:r>
+        <w:rPr>
+          <w:noProof/>
+          <w:sz w:val="24"/>
+          <w:szCs w:val="24"/>
+        </w:rPr>
+        <w:drawing>
+          <wp:inline distT="0" distB="0" distL="0" distR="0">
+            <wp:extent cx="3981450" cy="3295650"/>
+            <wp:effectExtent l="19050" t="0" r="0" b="0"/>
+            <wp:docPr id="14" name="Picture 14"/>
+            <wp:cNvGraphicFramePr>
+              <a:graphicFrameLocks xmlns:a="http://schemas.openxmlformats.org/drawingml/2006/main" noChangeAspect="1"/>
+            </wp:cNvGraphicFramePr>
+            <a:graphic xmlns:a="http://schemas.openxmlformats.org/drawingml/2006/main">
+              <a:graphicData uri="http://schemas.openxmlformats.org/drawingml/2006/picture">
+                <pic:pic xmlns:pic="http://schemas.openxmlformats.org/drawingml/2006/picture">
+                  <pic:nvPicPr>
+                    <pic:cNvPr id="0" name="Picture 14"/>
+                    <pic:cNvPicPr>
+                      <a:picLocks noChangeAspect="1" noChangeArrowheads="1"/>
+                    </pic:cNvPicPr>
+                  </pic:nvPicPr>
+                  <pic:blipFill>
+                    <a:blip r:embed="rId52"/>
+                    <a:srcRect/>
+                    <a:stretch>
+                      <a:fillRect/>
+                    </a:stretch>
+                  </pic:blipFill>
+                  <pic:spPr bwMode="auto">
+                    <a:xfrm>
+                      <a:off x="0" y="0"/>
+                      <a:ext cx="3981450" cy="3295650"/>
+                    </a:xfrm>
+                    <a:prstGeom prst="rect">
+                      <a:avLst/>
+                    </a:prstGeom>
+                    <a:noFill/>
+                    <a:ln w="9525">
+                      <a:noFill/>
+                      <a:miter lim="800000"/>
+                      <a:headEnd/>
+                      <a:tailEnd/>
+                    </a:ln>
+                  </pic:spPr>
+                </pic:pic>
+              </a:graphicData>
+            </a:graphic>
+          </wp:inline>
+        </w:drawing>
+      </w:r>
+    </w:p>
+    <w:p>
+      <w:pPr>
+        <w:rPr>
+          <w:rFonts w:ascii="Times New Roman" w:hAnsi="Times New Roman"/>
+        </w:rPr>
+      </w:pPr>
+    </w:p>
+    <w:p>
+      <w:pPr>
+        <w:spacing w:after="100" w:afterAutospacing="1" w:line="240" w:lineRule="auto"/>
+        <w:rPr>
+          <w:rFonts w:ascii="Times New Roman" w:hAnsi="Times New Roman"/>
+          <w:sz w:val="24"/>
+          <w:szCs w:val="24"/>
+        </w:rPr>
+      </w:pPr>
+    </w:p>
+    <w:p>
+      <w:pPr>
         <w:spacing w:before="10" w:beforeAutospacing="0" w:after="14"/>
         <w:rPr>
           <w:rFonts w:ascii="Times New Roman" w:hAnsi="Times New Roman"/>
@@ -21392,6 +23658,122 @@
 <file path=word/numbering.xml><?xml version="1.0" encoding="utf-8"?>
 <w:numbering xmlns:ve="http://schemas.openxmlformats.org/markup-compatibility/2006" xmlns:o="urn:schemas-microsoft-com:office:office" xmlns:r="http://schemas.openxmlformats.org/officeDocument/2006/relationships" xmlns:m="http://schemas.openxmlformats.org/officeDocument/2006/math" xmlns:v="urn:schemas-microsoft-com:vml" xmlns:wp="http://schemas.openxmlformats.org/drawingml/2006/wordprocessingDrawing" xmlns:w10="urn:schemas-microsoft-com:office:word" xmlns:w="http://schemas.openxmlformats.org/wordprocessingml/2006/main" xmlns:wne="http://schemas.microsoft.com/office/word/2006/wordml">
   <w:abstractNum w:abstractNumId="0">
+    <w:nsid w:val="19631AEC"/>
+    <w:multiLevelType w:val="multilevel"/>
+    <w:tmpl w:val="EFA63610"/>
+    <w:lvl w:ilvl="0">
+      <w:start w:val="1"/>
+      <w:numFmt w:val="decimal"/>
+      <w:lvlText w:val="%1)"/>
+      <w:lvlJc w:val="left"/>
+      <w:pPr>
+        <w:tabs>
+          <w:tab w:val="num" w:pos="312"/>
+        </w:tabs>
+        <w:ind w:left="0" w:firstLine="0"/>
+      </w:pPr>
+      <w:rPr>
+        <w:rFonts w:ascii="Times New Roman" w:hAnsi="Times New Roman" w:cs="Times New Roman" w:hint="default"/>
+      </w:rPr>
+    </w:lvl>
+    <w:lvl w:ilvl="1">
+      <w:start w:val="1"/>
+      <w:numFmt w:val="decimal"/>
+      <w:lvlText w:val="%2."/>
+      <w:lvlJc w:val="left"/>
+      <w:pPr>
+        <w:tabs>
+          <w:tab w:val="num" w:pos="1440"/>
+        </w:tabs>
+        <w:ind w:left="1440" w:hanging="360"/>
+      </w:pPr>
+    </w:lvl>
+    <w:lvl w:ilvl="2">
+      <w:start w:val="1"/>
+      <w:numFmt w:val="decimal"/>
+      <w:lvlText w:val="%3."/>
+      <w:lvlJc w:val="left"/>
+      <w:pPr>
+        <w:tabs>
+          <w:tab w:val="num" w:pos="2160"/>
+        </w:tabs>
+        <w:ind w:left="2160" w:hanging="360"/>
+      </w:pPr>
+    </w:lvl>
+    <w:lvl w:ilvl="3">
+      <w:start w:val="1"/>
+      <w:numFmt w:val="decimal"/>
+      <w:lvlText w:val="%4."/>
+      <w:lvlJc w:val="left"/>
+      <w:pPr>
+        <w:tabs>
+          <w:tab w:val="num" w:pos="2880"/>
+        </w:tabs>
+        <w:ind w:left="2880" w:hanging="360"/>
+      </w:pPr>
+    </w:lvl>
+    <w:lvl w:ilvl="4">
+      <w:start w:val="1"/>
+      <w:numFmt w:val="decimal"/>
+      <w:lvlText w:val="%5."/>
+      <w:lvlJc w:val="left"/>
+      <w:pPr>
+        <w:tabs>
+          <w:tab w:val="num" w:pos="3600"/>
+        </w:tabs>
+        <w:ind w:left="3600" w:hanging="360"/>
+      </w:pPr>
+    </w:lvl>
+    <w:lvl w:ilvl="5">
+      <w:start w:val="1"/>
+      <w:numFmt w:val="decimal"/>
+      <w:lvlText w:val="%6."/>
+      <w:lvlJc w:val="left"/>
+      <w:pPr>
+        <w:tabs>
+          <w:tab w:val="num" w:pos="4320"/>
+        </w:tabs>
+        <w:ind w:left="4320" w:hanging="360"/>
+      </w:pPr>
+    </w:lvl>
+    <w:lvl w:ilvl="6">
+      <w:start w:val="1"/>
+      <w:numFmt w:val="decimal"/>
+      <w:lvlText w:val="%7."/>
+      <w:lvlJc w:val="left"/>
+      <w:pPr>
+        <w:tabs>
+          <w:tab w:val="num" w:pos="5040"/>
+        </w:tabs>
+        <w:ind w:left="5040" w:hanging="360"/>
+      </w:pPr>
+    </w:lvl>
+    <w:lvl w:ilvl="7">
+      <w:start w:val="1"/>
+      <w:numFmt w:val="decimal"/>
+      <w:lvlText w:val="%8."/>
+      <w:lvlJc w:val="left"/>
+      <w:pPr>
+        <w:tabs>
+          <w:tab w:val="num" w:pos="5760"/>
+        </w:tabs>
+        <w:ind w:left="5760" w:hanging="360"/>
+      </w:pPr>
+    </w:lvl>
+    <w:lvl w:ilvl="8">
+      <w:start w:val="1"/>
+      <w:numFmt w:val="decimal"/>
+      <w:lvlText w:val="%9."/>
+      <w:lvlJc w:val="left"/>
+      <w:pPr>
+        <w:tabs>
+          <w:tab w:val="num" w:pos="6480"/>
+        </w:tabs>
+        <w:ind w:left="6480" w:hanging="360"/>
+      </w:pPr>
+    </w:lvl>
+  </w:abstractNum>
+  <w:abstractNum w:abstractNumId="1">
     <w:nsid w:val="44CB5A91"/>
     <w:multiLevelType w:val="multilevel"/>
     <w:tmpl w:val="5AAE2D3A"/>
@@ -21532,7 +23914,7 @@
       </w:rPr>
     </w:lvl>
   </w:abstractNum>
-  <w:abstractNum w:abstractNumId="1">
+  <w:abstractNum w:abstractNumId="2">
     <w:nsid w:val="47F95284"/>
     <w:multiLevelType w:val="multilevel"/>
     <w:tmpl w:val="97F64B1E"/>
@@ -21681,7 +24063,7 @@
       </w:rPr>
     </w:lvl>
   </w:abstractNum>
-  <w:abstractNum w:abstractNumId="2">
+  <w:abstractNum w:abstractNumId="3">
     <w:nsid w:val="485C3EC0"/>
     <w:multiLevelType w:val="multilevel"/>
     <w:tmpl w:val="FC12C3CA"/>
@@ -21830,7 +24212,123 @@
       </w:rPr>
     </w:lvl>
   </w:abstractNum>
-  <w:abstractNum w:abstractNumId="3">
+  <w:abstractNum w:abstractNumId="4">
+    <w:nsid w:val="49E76A6B"/>
+    <w:multiLevelType w:val="multilevel"/>
+    <w:tmpl w:val="AF9ED7BE"/>
+    <w:lvl w:ilvl="0">
+      <w:start w:val="1"/>
+      <w:numFmt w:val="decimal"/>
+      <w:lvlText w:val="%1)"/>
+      <w:lvlJc w:val="left"/>
+      <w:pPr>
+        <w:tabs>
+          <w:tab w:val="num" w:pos="312"/>
+        </w:tabs>
+        <w:ind w:left="0" w:firstLine="0"/>
+      </w:pPr>
+      <w:rPr>
+        <w:rFonts w:ascii="Times New Roman" w:hAnsi="Times New Roman" w:cs="Times New Roman" w:hint="default"/>
+      </w:rPr>
+    </w:lvl>
+    <w:lvl w:ilvl="1">
+      <w:start w:val="1"/>
+      <w:numFmt w:val="decimal"/>
+      <w:lvlText w:val="%2."/>
+      <w:lvlJc w:val="left"/>
+      <w:pPr>
+        <w:tabs>
+          <w:tab w:val="num" w:pos="1440"/>
+        </w:tabs>
+        <w:ind w:left="1440" w:hanging="360"/>
+      </w:pPr>
+    </w:lvl>
+    <w:lvl w:ilvl="2">
+      <w:start w:val="1"/>
+      <w:numFmt w:val="decimal"/>
+      <w:lvlText w:val="%3."/>
+      <w:lvlJc w:val="left"/>
+      <w:pPr>
+        <w:tabs>
+          <w:tab w:val="num" w:pos="2160"/>
+        </w:tabs>
+        <w:ind w:left="2160" w:hanging="360"/>
+      </w:pPr>
+    </w:lvl>
+    <w:lvl w:ilvl="3">
+      <w:start w:val="1"/>
+      <w:numFmt w:val="decimal"/>
+      <w:lvlText w:val="%4."/>
+      <w:lvlJc w:val="left"/>
+      <w:pPr>
+        <w:tabs>
+          <w:tab w:val="num" w:pos="2880"/>
+        </w:tabs>
+        <w:ind w:left="2880" w:hanging="360"/>
+      </w:pPr>
+    </w:lvl>
+    <w:lvl w:ilvl="4">
+      <w:start w:val="1"/>
+      <w:numFmt w:val="decimal"/>
+      <w:lvlText w:val="%5."/>
+      <w:lvlJc w:val="left"/>
+      <w:pPr>
+        <w:tabs>
+          <w:tab w:val="num" w:pos="3600"/>
+        </w:tabs>
+        <w:ind w:left="3600" w:hanging="360"/>
+      </w:pPr>
+    </w:lvl>
+    <w:lvl w:ilvl="5">
+      <w:start w:val="1"/>
+      <w:numFmt w:val="decimal"/>
+      <w:lvlText w:val="%6."/>
+      <w:lvlJc w:val="left"/>
+      <w:pPr>
+        <w:tabs>
+          <w:tab w:val="num" w:pos="4320"/>
+        </w:tabs>
+        <w:ind w:left="4320" w:hanging="360"/>
+      </w:pPr>
+    </w:lvl>
+    <w:lvl w:ilvl="6">
+      <w:start w:val="1"/>
+      <w:numFmt w:val="decimal"/>
+      <w:lvlText w:val="%7."/>
+      <w:lvlJc w:val="left"/>
+      <w:pPr>
+        <w:tabs>
+          <w:tab w:val="num" w:pos="5040"/>
+        </w:tabs>
+        <w:ind w:left="5040" w:hanging="360"/>
+      </w:pPr>
+    </w:lvl>
+    <w:lvl w:ilvl="7">
+      <w:start w:val="1"/>
+      <w:numFmt w:val="decimal"/>
+      <w:lvlText w:val="%8."/>
+      <w:lvlJc w:val="left"/>
+      <w:pPr>
+        <w:tabs>
+          <w:tab w:val="num" w:pos="5760"/>
+        </w:tabs>
+        <w:ind w:left="5760" w:hanging="360"/>
+      </w:pPr>
+    </w:lvl>
+    <w:lvl w:ilvl="8">
+      <w:start w:val="1"/>
+      <w:numFmt w:val="decimal"/>
+      <w:lvlText w:val="%9."/>
+      <w:lvlJc w:val="left"/>
+      <w:pPr>
+        <w:tabs>
+          <w:tab w:val="num" w:pos="6480"/>
+        </w:tabs>
+        <w:ind w:left="6480" w:hanging="360"/>
+      </w:pPr>
+    </w:lvl>
+  </w:abstractNum>
+  <w:abstractNum w:abstractNumId="5">
     <w:nsid w:val="4DA733BB"/>
     <w:multiLevelType w:val="multilevel"/>
     <w:tmpl w:val="A9A0D270"/>
@@ -21979,7 +24477,7 @@
       </w:rPr>
     </w:lvl>
   </w:abstractNum>
-  <w:abstractNum w:abstractNumId="4">
+  <w:abstractNum w:abstractNumId="6">
     <w:nsid w:val="4F1B0DAF"/>
     <w:multiLevelType w:val="multilevel"/>
     <w:tmpl w:val="2B40C094"/>
@@ -22128,7 +24626,7 @@
       </w:rPr>
     </w:lvl>
   </w:abstractNum>
-  <w:abstractNum w:abstractNumId="5">
+  <w:abstractNum w:abstractNumId="7">
     <w:nsid w:val="5CB7208F"/>
     <w:multiLevelType w:val="hybridMultilevel"/>
     <w:tmpl w:val="E7288B0C"/>
@@ -22219,7 +24717,7 @@
       </w:pPr>
     </w:lvl>
   </w:abstractNum>
-  <w:abstractNum w:abstractNumId="6">
+  <w:abstractNum w:abstractNumId="8">
     <w:nsid w:val="683748A2"/>
     <w:multiLevelType w:val="hybridMultilevel"/>
     <w:tmpl w:val="67B85FE2"/>
@@ -22309,13 +24807,13 @@
     </w:lvl>
   </w:abstractNum>
   <w:num w:numId="1">
-    <w:abstractNumId w:val="6"/>
+    <w:abstractNumId w:val="8"/>
   </w:num>
   <w:num w:numId="2">
-    <w:abstractNumId w:val="5"/>
+    <w:abstractNumId w:val="7"/>
   </w:num>
   <w:num w:numId="3">
-    <w:abstractNumId w:val="0"/>
+    <w:abstractNumId w:val="1"/>
     <w:lvlOverride w:ilvl="0">
       <w:startOverride w:val="1"/>
     </w:lvlOverride>
@@ -22339,16 +24837,76 @@
     </w:lvlOverride>
   </w:num>
   <w:num w:numId="4">
+    <w:abstractNumId w:val="5"/>
+  </w:num>
+  <w:num w:numId="5">
     <w:abstractNumId w:val="3"/>
   </w:num>
-  <w:num w:numId="5">
+  <w:num w:numId="6">
+    <w:abstractNumId w:val="6"/>
+  </w:num>
+  <w:num w:numId="7">
     <w:abstractNumId w:val="2"/>
   </w:num>
-  <w:num w:numId="6">
+  <w:num w:numId="8">
     <w:abstractNumId w:val="4"/>
+    <w:lvlOverride w:ilvl="0">
+      <w:startOverride w:val="1"/>
+    </w:lvlOverride>
+    <w:lvlOverride w:ilvl="1">
+      <w:startOverride w:val="1"/>
+    </w:lvlOverride>
+    <w:lvlOverride w:ilvl="2">
+      <w:startOverride w:val="1"/>
+    </w:lvlOverride>
+    <w:lvlOverride w:ilvl="3">
+      <w:startOverride w:val="1"/>
+    </w:lvlOverride>
+    <w:lvlOverride w:ilvl="4">
+      <w:startOverride w:val="1"/>
+    </w:lvlOverride>
+    <w:lvlOverride w:ilvl="5">
+      <w:startOverride w:val="1"/>
+    </w:lvlOverride>
+    <w:lvlOverride w:ilvl="6">
+      <w:startOverride w:val="1"/>
+    </w:lvlOverride>
+    <w:lvlOverride w:ilvl="7">
+      <w:startOverride w:val="1"/>
+    </w:lvlOverride>
+    <w:lvlOverride w:ilvl="8">
+      <w:startOverride w:val="1"/>
+    </w:lvlOverride>
   </w:num>
-  <w:num w:numId="7">
-    <w:abstractNumId w:val="1"/>
+  <w:num w:numId="9">
+    <w:abstractNumId w:val="0"/>
+    <w:lvlOverride w:ilvl="0">
+      <w:startOverride w:val="1"/>
+    </w:lvlOverride>
+    <w:lvlOverride w:ilvl="1">
+      <w:startOverride w:val="1"/>
+    </w:lvlOverride>
+    <w:lvlOverride w:ilvl="2">
+      <w:startOverride w:val="1"/>
+    </w:lvlOverride>
+    <w:lvlOverride w:ilvl="3">
+      <w:startOverride w:val="1"/>
+    </w:lvlOverride>
+    <w:lvlOverride w:ilvl="4">
+      <w:startOverride w:val="1"/>
+    </w:lvlOverride>
+    <w:lvlOverride w:ilvl="5">
+      <w:startOverride w:val="1"/>
+    </w:lvlOverride>
+    <w:lvlOverride w:ilvl="6">
+      <w:startOverride w:val="1"/>
+    </w:lvlOverride>
+    <w:lvlOverride w:ilvl="7">
+      <w:startOverride w:val="1"/>
+    </w:lvlOverride>
+    <w:lvlOverride w:ilvl="8">
+      <w:startOverride w:val="1"/>
+    </w:lvlOverride>
   </w:num>
 </w:numbering>
 </file>
@@ -22916,7 +25474,7 @@
   <a:extraClrSchemeLst/>
   <a:extLst>
     <a:ext uri="{05A4C25C-085E-4340-85A3-A5531E510DB2}">
-      <thm15:themeFamily xmlns:thm15="http://schemas.microsoft.com/office/thememl/2012/main" xmlns="" name="Office Theme" id="{62F939B6-93AF-4DB8-9C6B-D6C7DFDC589F}" vid="{4A3C46E8-61CC-4603-A589-7422A47A8E4A}"/>
+      <thm15:themeFamily xmlns="" xmlns:thm15="http://schemas.microsoft.com/office/thememl/2012/main" name="Office Theme" id="{62F939B6-93AF-4DB8-9C6B-D6C7DFDC589F}" vid="{4A3C46E8-61CC-4603-A589-7422A47A8E4A}"/>
     </a:ext>
   </a:extLst>
 </a:theme>
